--- a/murari-gupta/Murari-Gupta-Kadacha-en-full.docx
+++ b/murari-gupta/Murari-Gupta-Kadacha-en-full.docx
@@ -389,7 +389,7 @@
         <w:t>1.</w:t>
       </w:r>
       <w:r>
-        <w:t xml:space="preserve"> Glory to Him whose prowess is utterly pure, who shines like gold, whose eyes are wide as lotus petals, whose fine arms reach down to His knees, who in many ways dances in the rasa of devotion!</w:t>
+        <w:t xml:space="preserve"> Glory to Him! His prowess is utterly pure; He shines like gold; His eyes are wide as lotus petals; His shapely arms reach down to His fine knees; and in many ways He dances in the rasa of devotion.</w:t>
       </w:r>
     </w:p>
     <w:p>
@@ -475,7 +475,7 @@
         <w:t>2.</w:t>
       </w:r>
       <w:r>
-        <w:t xml:space="preserve"> The son of Jagannatha, the Lord of the world, the origin of the world, the remover of the world's distress, the all-powerful, the protector in the Kali age, the remover of the burden of Kali — He was born of Shachi, bearing with Him devotion to Himself.</w:t>
+        <w:t xml:space="preserve"> He — the son of Jagannatha, Lord and origin of the world, the all-powerful one who takes away the world's distress, protector in the age of Kali and remover of its burden — was born of Shachi, bringing with Him devotion to Himself.</w:t>
       </w:r>
     </w:p>
     <w:p>
@@ -561,7 +561,15 @@
         <w:t>3.</w:t>
       </w:r>
       <w:r>
-        <w:t xml:space="preserve"> Hari, welcomed by the best of the twice-born in the lands of Navadvipa, giving joy to His parents and living happily at home, —</w:t>
+        <w:t xml:space="preserve"> Welcomed by the best of the twice-born in the lands of Navadvipa, Hari lived happily at home, a joy to His parents; and the Veda with its six limbs</w:t>
+      </w:r>
+      <w:r>
+        <w:rPr>
+          <w:b w:val="0"/>
+          <w:i w:val="0"/>
+          <w:vertAlign w:val="superscript"/>
+        </w:rPr>
+        <w:t>1</w:t>
       </w:r>
     </w:p>
     <w:p>
@@ -647,7 +655,179 @@
         <w:t>4.</w:t>
       </w:r>
       <w:r>
-        <w:t xml:space="preserve"> studied the Veda with its six limbs</w:t>
+        <w:t xml:space="preserve"> He studied while living in His guru's house, devoted to serving him and pure in His vows. And this same Hari, called Vishvambhara, so that the righteous might follow the dharma of the age,</w:t>
+      </w:r>
+    </w:p>
+    <w:p>
+      <w:pPr>
+        <w:pStyle w:val="Heading3"/>
+      </w:pPr>
+      <w:r>
+        <w:t>Verse 5</w:t>
+      </w:r>
+    </w:p>
+    <w:p>
+      <w:pPr>
+        <w:spacing w:after="60"/>
+        <w:ind w:left="567"/>
+      </w:pPr>
+      <w:r>
+        <w:rPr>
+          <w:rFonts w:cs="Noto Serif Devanagari" w:hAnsi="Noto Serif Devanagari"/>
+          <w:sz w:val="24"/>
+        </w:rPr>
+        <w:t>हरिकीर्तनमादिशत् स्मरन् पुरुषार्थाय हरेरतिप्रियम्।</w:t>
+      </w:r>
+      <w:r>
+        <w:br/>
+      </w:r>
+      <w:r>
+        <w:rPr>
+          <w:rFonts w:cs="Noto Serif Devanagari" w:hAnsi="Noto Serif Devanagari"/>
+          <w:sz w:val="24"/>
+        </w:rPr>
+        <w:t>स गयासु पितृक्रियां चरन् हरिपादाङ्कितभूमिषु स्वयम्॥५॥</w:t>
+      </w:r>
+    </w:p>
+    <w:p>
+      <w:pPr>
+        <w:spacing w:after="60"/>
+        <w:jc w:val="both"/>
+      </w:pPr>
+      <w:r>
+        <w:rPr>
+          <w:b w:val="0"/>
+          <w:i/>
+        </w:rPr>
+        <w:t>harikīrtanamādiśat smaran puruṣārthāya hareratipriyam|</w:t>
+      </w:r>
+      <w:r>
+        <w:br/>
+      </w:r>
+      <w:r>
+        <w:rPr>
+          <w:b w:val="0"/>
+          <w:i/>
+        </w:rPr>
+        <w:t>sa gayāsu pitṛkriyāṁ caran haripādāṅkitabhūmiṣu svayam||5||</w:t>
+      </w:r>
+    </w:p>
+    <w:p>
+      <w:pPr>
+        <w:spacing w:after="60"/>
+        <w:jc w:val="both"/>
+      </w:pPr>
+      <w:r>
+        <w:rPr>
+          <w:b w:val="0"/>
+          <w:i/>
+        </w:rPr>
+        <w:t>Word for word:</w:t>
+      </w:r>
+      <w:r>
+        <w:t xml:space="preserve"> hari-kirtanam — the kirtana of Hari; adishat — enjoined; smaran — remembering; purusha-arthaya — for the goal of human life; hareh — to Hari; ati-priyam — very dear; sah — he; gayasu — in Gaya; pitri-kriyam — the rite for the ancestors; charan — performing; hari-pada-ankita-bhumishu — in the lands marked by Hari's feet; svayam — himself.</w:t>
+      </w:r>
+    </w:p>
+    <w:p>
+      <w:pPr>
+        <w:spacing w:after="60"/>
+        <w:ind w:left="510" w:hanging="510"/>
+      </w:pPr>
+      <w:r>
+        <w:rPr>
+          <w:b/>
+          <w:i w:val="0"/>
+        </w:rPr>
+        <w:t>5.</w:t>
+      </w:r>
+      <w:r>
+        <w:t xml:space="preserve"> enjoined the kirtana of Hari for the sake of man's highest goal, remembering that it is dear beyond measure to Hari. And when He Himself was performing the rite for His ancestors at Gaya, in the land marked by Hari's feet,</w:t>
+      </w:r>
+    </w:p>
+    <w:p>
+      <w:pPr>
+        <w:pStyle w:val="Heading3"/>
+      </w:pPr>
+      <w:r>
+        <w:t>Verse 6</w:t>
+      </w:r>
+    </w:p>
+    <w:p>
+      <w:pPr>
+        <w:spacing w:after="60"/>
+        <w:ind w:left="567"/>
+      </w:pPr>
+      <w:r>
+        <w:rPr>
+          <w:rFonts w:cs="Noto Serif Devanagari" w:hAnsi="Noto Serif Devanagari"/>
+          <w:sz w:val="24"/>
+        </w:rPr>
+        <w:t>निजसंस्मृतिमात्रसम्पदः पुलकप्रेमजडो बभूव ह।</w:t>
+      </w:r>
+      <w:r>
+        <w:br/>
+      </w:r>
+      <w:r>
+        <w:rPr>
+          <w:rFonts w:cs="Noto Serif Devanagari" w:hAnsi="Noto Serif Devanagari"/>
+          <w:sz w:val="24"/>
+        </w:rPr>
+        <w:t>स तदा निजमेव मन्दिरं समगादशरीरया गिरा॥६॥</w:t>
+      </w:r>
+    </w:p>
+    <w:p>
+      <w:pPr>
+        <w:spacing w:after="60"/>
+        <w:jc w:val="both"/>
+      </w:pPr>
+      <w:r>
+        <w:rPr>
+          <w:b w:val="0"/>
+          <w:i/>
+        </w:rPr>
+        <w:t>nijasaṁsmṛtimātrasampadaḥ pulakapremajaḍo babhūva ha|</w:t>
+      </w:r>
+      <w:r>
+        <w:br/>
+      </w:r>
+      <w:r>
+        <w:rPr>
+          <w:b w:val="0"/>
+          <w:i/>
+        </w:rPr>
+        <w:t>sa tadā nijameva mandiraṁ samagādaśarīrayā girā||6||</w:t>
+      </w:r>
+    </w:p>
+    <w:p>
+      <w:pPr>
+        <w:spacing w:after="60"/>
+        <w:jc w:val="both"/>
+      </w:pPr>
+      <w:r>
+        <w:rPr>
+          <w:b w:val="0"/>
+          <w:i/>
+        </w:rPr>
+        <w:t>Word for word:</w:t>
+      </w:r>
+      <w:r>
+        <w:t xml:space="preserve"> nija-samsmriti-matra-sampadah — from the wealth of the mere remembrance of himself; pulaka-prema-jadah — stunned with love, his hair standing on end; babhuva ha — became; sah — he; tada — then; nijam eva — to his own; mandiram — home; samagat — went back; ashariraya — by a bodiless; gira — voice.</w:t>
+      </w:r>
+    </w:p>
+    <w:p>
+      <w:pPr>
+        <w:spacing w:after="60"/>
+        <w:ind w:left="510" w:hanging="510"/>
+      </w:pPr>
+      <w:r>
+        <w:rPr>
+          <w:b/>
+          <w:i w:val="0"/>
+        </w:rPr>
+        <w:t>6.</w:t>
+      </w:r>
+      <w:r>
+        <w:t xml:space="preserve"> the mere remembrance of Himself — that treasure — left Him stunned with love, the hair of His body standing on end. Then, at the word of a bodiless voice</w:t>
       </w:r>
       <w:r>
         <w:rPr>
@@ -655,10 +835,10 @@
           <w:i w:val="0"/>
           <w:vertAlign w:val="superscript"/>
         </w:rPr>
-        <w:t>1</w:t>
-      </w:r>
-      <w:r>
-        <w:t>, dwelling in the house of His guru, devoted to serving him and pure in His vows. And He, Hari, called Vishvambhara, so that the righteous might follow the dharma of this age, —</w:t>
+        <w:t>2</w:t>
+      </w:r>
+      <w:r>
+        <w:t>, He returned to His own home.</w:t>
       </w:r>
     </w:p>
     <w:p>
@@ -666,7 +846,7 @@
         <w:pStyle w:val="Heading3"/>
       </w:pPr>
       <w:r>
-        <w:t>Verse 5</w:t>
+        <w:t>Verse 7</w:t>
       </w:r>
     </w:p>
     <w:p>
@@ -679,40 +859,40 @@
           <w:rFonts w:cs="Noto Serif Devanagari" w:hAnsi="Noto Serif Devanagari"/>
           <w:sz w:val="24"/>
         </w:rPr>
-        <w:t>हरिकीर्तनमादिशत् स्मरन् पुरुषार्थाय हरेरतिप्रियम्।</w:t>
-      </w:r>
-      <w:r>
-        <w:br/>
-      </w:r>
-      <w:r>
-        <w:rPr>
-          <w:rFonts w:cs="Noto Serif Devanagari" w:hAnsi="Noto Serif Devanagari"/>
-          <w:sz w:val="24"/>
-        </w:rPr>
-        <w:t>स गयासु पितृक्रियां चरन् हरिपादाङ्कितभूमिषु स्वयम्॥५॥</w:t>
-      </w:r>
-    </w:p>
-    <w:p>
-      <w:pPr>
-        <w:spacing w:after="60"/>
-        <w:jc w:val="both"/>
-      </w:pPr>
-      <w:r>
-        <w:rPr>
-          <w:b w:val="0"/>
-          <w:i/>
-        </w:rPr>
-        <w:t>harikīrtanamādiśat smaran puruṣārthāya hareratipriyam|</w:t>
-      </w:r>
-      <w:r>
-        <w:br/>
-      </w:r>
-      <w:r>
-        <w:rPr>
-          <w:b w:val="0"/>
-          <w:i/>
-        </w:rPr>
-        <w:t>sa gayāsu pitṛkriyāṁ caran haripādāṅkitabhūmiṣu svayam||5||</w:t>
+        <w:t>भक्तवर्गमुखवेष्टितः प्रभुः प्रेमपाकपरिपूर्णविग्रहः।</w:t>
+      </w:r>
+      <w:r>
+        <w:br/>
+      </w:r>
+      <w:r>
+        <w:rPr>
+          <w:rFonts w:cs="Noto Serif Devanagari" w:hAnsi="Noto Serif Devanagari"/>
+          <w:sz w:val="24"/>
+        </w:rPr>
+        <w:t>हरिकीर्तनसत्कथासुखं मुमुदे दानवसिंहमर्दनः॥७॥</w:t>
+      </w:r>
+    </w:p>
+    <w:p>
+      <w:pPr>
+        <w:spacing w:after="60"/>
+        <w:jc w:val="both"/>
+      </w:pPr>
+      <w:r>
+        <w:rPr>
+          <w:b w:val="0"/>
+          <w:i/>
+        </w:rPr>
+        <w:t>bhaktavargamukhaveṣṭitaḥ prabhuḥ premapākaparipūrṇavigrahaḥ|</w:t>
+      </w:r>
+      <w:r>
+        <w:br/>
+      </w:r>
+      <w:r>
+        <w:rPr>
+          <w:b w:val="0"/>
+          <w:i/>
+        </w:rPr>
+        <w:t>harikīrtanasatkathāsukhaṁ mumude dānavasiṁhamardanaḥ||7||</w:t>
       </w:r>
     </w:p>
     <w:p>
@@ -728,7 +908,7 @@
         <w:t>Word for word:</w:t>
       </w:r>
       <w:r>
-        <w:t xml:space="preserve"> hari-kirtanam — the kirtana of Hari; adishat — enjoined; smaran — remembering; purusha-arthaya — for the goal of human life; hareh — to Hari; ati-priyam — very dear; sah — he; gayasu — in Gaya; pitri-kriyam — the rite for the ancestors; charan — performing; hari-pada-ankita-bhumishu — in the lands marked by Hari's feet; svayam — himself.</w:t>
+        <w:t xml:space="preserve"> bhakta-varga-mukha-veshtitah — surrounded by the foremost of the band of devotees; prabhuh — the Lord; prema-paka-paripurna-vigrahah — whose form was full of ripened love; hari-kirtana-sat-katha-sukham — in the joy of the kirtana of Hari and of holy talks; mumude — rejoiced; danava-simha-mardanah — the crusher of the lion-like Danavas.</w:t>
       </w:r>
     </w:p>
     <w:p>
@@ -741,10 +921,10 @@
           <w:b/>
           <w:i w:val="0"/>
         </w:rPr>
-        <w:t>5.</w:t>
-      </w:r>
-      <w:r>
-        <w:t xml:space="preserve"> enjoined the kirtana of Hari, remembering that it is supremely dear to Hari and is the highest goal of human life. Performing the rite for His ancestors in Gaya, in the lands marked by Hari's feet, He Himself —</w:t>
+        <w:t>7.</w:t>
+      </w:r>
+      <w:r>
+        <w:t xml:space="preserve"> Surrounded by the foremost of His devotees, the Lord — the crusher of the lions among the Danavas, whose form was filled with ripened love — gave Himself joyfully to the kirtana of Hari and to holy talk of Him.</w:t>
       </w:r>
     </w:p>
     <w:p>
@@ -752,7 +932,7 @@
         <w:pStyle w:val="Heading3"/>
       </w:pPr>
       <w:r>
-        <w:t>Verse 6</w:t>
+        <w:t>Verse 8</w:t>
       </w:r>
     </w:p>
     <w:p>
@@ -765,40 +945,40 @@
           <w:rFonts w:cs="Noto Serif Devanagari" w:hAnsi="Noto Serif Devanagari"/>
           <w:sz w:val="24"/>
         </w:rPr>
-        <w:t>निजसंस्मृतिमात्रसम्पदः पुलकप्रेमजडो बभूव ह।</w:t>
-      </w:r>
-      <w:r>
-        <w:br/>
-      </w:r>
-      <w:r>
-        <w:rPr>
-          <w:rFonts w:cs="Noto Serif Devanagari" w:hAnsi="Noto Serif Devanagari"/>
-          <w:sz w:val="24"/>
-        </w:rPr>
-        <w:t>स तदा निजमेव मन्दिरं समगादशरीरया गिरा॥६॥</w:t>
-      </w:r>
-    </w:p>
-    <w:p>
-      <w:pPr>
-        <w:spacing w:after="60"/>
-        <w:jc w:val="both"/>
-      </w:pPr>
-      <w:r>
-        <w:rPr>
-          <w:b w:val="0"/>
-          <w:i/>
-        </w:rPr>
-        <w:t>nijasaṁsmṛtimātrasampadaḥ pulakapremajaḍo babhūva ha|</w:t>
-      </w:r>
-      <w:r>
-        <w:br/>
-      </w:r>
-      <w:r>
-        <w:rPr>
-          <w:b w:val="0"/>
-          <w:i/>
-        </w:rPr>
-        <w:t>sa tadā nijameva mandiraṁ samagādaśarīrayā girā||6||</w:t>
+        <w:t>अथास्य कीर्तिं श्रवणामृतं सतामुदारकीर्तेः श्रुतिभिः पिपासुभिः।</w:t>
+      </w:r>
+      <w:r>
+        <w:br/>
+      </w:r>
+      <w:r>
+        <w:rPr>
+          <w:rFonts w:cs="Noto Serif Devanagari" w:hAnsi="Noto Serif Devanagari"/>
+          <w:sz w:val="24"/>
+        </w:rPr>
+        <w:t>विगाहितुं श्रीयुतसत्कथां शुभामुवाह हर्षाश्रुविलोललोचनः॥८॥</w:t>
+      </w:r>
+    </w:p>
+    <w:p>
+      <w:pPr>
+        <w:spacing w:after="60"/>
+        <w:jc w:val="both"/>
+      </w:pPr>
+      <w:r>
+        <w:rPr>
+          <w:b w:val="0"/>
+          <w:i/>
+        </w:rPr>
+        <w:t>athāsya kīrtiṁ śravaṇāmṛtaṁ satāmudārakīrteḥ śrutibhiḥ pipāsubhiḥ|</w:t>
+      </w:r>
+      <w:r>
+        <w:br/>
+      </w:r>
+      <w:r>
+        <w:rPr>
+          <w:b w:val="0"/>
+          <w:i/>
+        </w:rPr>
+        <w:t>vigāhituṁ śrīyutasatkathāṁ śubhāmuvāha harṣāśruvilolalocanaḥ||8||</w:t>
       </w:r>
     </w:p>
     <w:p>
@@ -814,7 +994,7 @@
         <w:t>Word for word:</w:t>
       </w:r>
       <w:r>
-        <w:t xml:space="preserve"> nija-samsmriti-matra-sampadah — from the wealth of the mere remembrance of himself; pulaka-prema-jadah — stunned with love, his hair standing on end; babhuva ha — became; sah — he; tada — then; nijam eva — to his own; mandiram — home; samagat — went back; ashariraya — by a bodiless; gira — voice.</w:t>
+        <w:t xml:space="preserve"> atha — then; asya — of him; kirtim — the fame; shravana-amritam — nectar for the ears; satam — of the virtuous; udara-kirteh — of generous fame; shrutibhih — with ears; pipasubhih — thirsting; vigahitum — to plunge into; shri-yuta-sat-katham — the splendid true narrative; shubham — auspicious; uvaha — took up; harsha-ashru-vilola-lochanah — his eyes trembling with tears of joy.</w:t>
       </w:r>
     </w:p>
     <w:p>
@@ -827,10 +1007,10 @@
           <w:b/>
           <w:i w:val="0"/>
         </w:rPr>
-        <w:t>6.</w:t>
-      </w:r>
-      <w:r>
-        <w:t xml:space="preserve"> from the mere treasure of remembering Himself, became stunned with love, the hair of His body standing on end. Then, at the word of a bodiless voice</w:t>
+        <w:t>8.</w:t>
+      </w:r>
+      <w:r>
+        <w:t xml:space="preserve"> And then, so that thirsting ears might plunge into the glory of Him whose fame is noble — a glory that is nectar to the ears of the virtuous — one whose eyes were brimming with trembling tears of joy took up this splendid, auspicious and true narrative</w:t>
       </w:r>
       <w:r>
         <w:rPr>
@@ -838,10 +1018,10 @@
           <w:i w:val="0"/>
           <w:vertAlign w:val="superscript"/>
         </w:rPr>
-        <w:t>2</w:t>
-      </w:r>
-      <w:r>
-        <w:t>, He returned to His own home.</w:t>
+        <w:t>3</w:t>
+      </w:r>
+      <w:r>
+        <w:t>.</w:t>
       </w:r>
     </w:p>
     <w:p>
@@ -849,7 +1029,7 @@
         <w:pStyle w:val="Heading3"/>
       </w:pPr>
       <w:r>
-        <w:t>Verse 7</w:t>
+        <w:t>Verse 9</w:t>
       </w:r>
     </w:p>
     <w:p>
@@ -862,40 +1042,80 @@
           <w:rFonts w:cs="Noto Serif Devanagari" w:hAnsi="Noto Serif Devanagari"/>
           <w:sz w:val="24"/>
         </w:rPr>
-        <w:t>भक्तवर्गमुखवेष्टितः प्रभुः प्रेमपाकपरिपूर्णविग्रहः।</w:t>
-      </w:r>
-      <w:r>
-        <w:br/>
-      </w:r>
-      <w:r>
-        <w:rPr>
-          <w:rFonts w:cs="Noto Serif Devanagari" w:hAnsi="Noto Serif Devanagari"/>
-          <w:sz w:val="24"/>
-        </w:rPr>
-        <w:t>हरिकीर्तनसत्कथासुखं मुमुदे दानवसिंहमर्दनः॥७॥</w:t>
-      </w:r>
-    </w:p>
-    <w:p>
-      <w:pPr>
-        <w:spacing w:after="60"/>
-        <w:jc w:val="both"/>
-      </w:pPr>
-      <w:r>
-        <w:rPr>
-          <w:b w:val="0"/>
-          <w:i/>
-        </w:rPr>
-        <w:t>bhaktavargamukhaveṣṭitaḥ prabhuḥ premapākaparipūrṇavigrahaḥ|</w:t>
-      </w:r>
-      <w:r>
-        <w:br/>
-      </w:r>
-      <w:r>
-        <w:rPr>
-          <w:b w:val="0"/>
-          <w:i/>
-        </w:rPr>
-        <w:t>harikīrtanasatkathāsukhaṁ mumude dānavasiṁhamardanaḥ||7||</w:t>
+        <w:t>भक्तः श्रीवासनामा द्विजकुलकमलप्रोल्लसच्चित्रभानुः</w:t>
+      </w:r>
+      <w:r>
+        <w:br/>
+      </w:r>
+      <w:r>
+        <w:rPr>
+          <w:rFonts w:cs="Noto Serif Devanagari" w:hAnsi="Noto Serif Devanagari"/>
+          <w:sz w:val="24"/>
+        </w:rPr>
+        <w:t>प्राहेदं श्रीमुरारिं त्वमिह वद हरेः श्रीचरित्रं नवीनम्।</w:t>
+      </w:r>
+      <w:r>
+        <w:br/>
+      </w:r>
+      <w:r>
+        <w:rPr>
+          <w:rFonts w:cs="Noto Serif Devanagari" w:hAnsi="Noto Serif Devanagari"/>
+          <w:sz w:val="24"/>
+        </w:rPr>
+        <w:t>तस्याज्ञामाकलय्य प्रकटकरपुटैस्तं नमस्कृत्य भूयः</w:t>
+      </w:r>
+      <w:r>
+        <w:br/>
+      </w:r>
+      <w:r>
+        <w:rPr>
+          <w:rFonts w:cs="Noto Serif Devanagari" w:hAnsi="Noto Serif Devanagari"/>
+          <w:sz w:val="24"/>
+        </w:rPr>
+        <w:t>श्रीमच्चैतन्यमूर्तेः कलिकलुषहरां कीर्तिमाह स्वयं सः॥९॥</w:t>
+      </w:r>
+    </w:p>
+    <w:p>
+      <w:pPr>
+        <w:spacing w:after="60"/>
+        <w:jc w:val="both"/>
+      </w:pPr>
+      <w:r>
+        <w:rPr>
+          <w:b w:val="0"/>
+          <w:i/>
+        </w:rPr>
+        <w:t>bhaktaḥ śrīvāsanāmā dvijakulakamalaprollasaccitrabhānuḥ</w:t>
+      </w:r>
+      <w:r>
+        <w:br/>
+      </w:r>
+      <w:r>
+        <w:rPr>
+          <w:b w:val="0"/>
+          <w:i/>
+        </w:rPr>
+        <w:t>prāhedaṁ śrīmurāriṁ tvamiha vada hareḥ śrīcaritraṁ navīnam|</w:t>
+      </w:r>
+      <w:r>
+        <w:br/>
+      </w:r>
+      <w:r>
+        <w:rPr>
+          <w:b w:val="0"/>
+          <w:i/>
+        </w:rPr>
+        <w:t>tasyājñāmākalayya prakaṭakarapuṭaistaṁ namaskṛtya bhūyaḥ</w:t>
+      </w:r>
+      <w:r>
+        <w:br/>
+      </w:r>
+      <w:r>
+        <w:rPr>
+          <w:b w:val="0"/>
+          <w:i/>
+        </w:rPr>
+        <w:t>śrīmaccaitanyamūrteḥ kalikaluṣaharāṁ kīrtimāha svayaṁ saḥ||9||</w:t>
       </w:r>
     </w:p>
     <w:p>
@@ -911,7 +1131,7 @@
         <w:t>Word for word:</w:t>
       </w:r>
       <w:r>
-        <w:t xml:space="preserve"> bhakta-varga-mukha-veshtitah — surrounded by the foremost of the band of devotees; prabhuh — the Lord; prema-paka-paripurna-vigrahah — whose form was full of ripened love; hari-kirtana-sat-katha-sukham — in the joy of the kirtana of Hari and of holy talks; mumude — rejoiced; danava-simha-mardanah — the crusher of the lion-like Danavas.</w:t>
+        <w:t xml:space="preserve"> bhaktah — the devotee; shrivasa-nama — named Srivasa; dvija-kula-kamala-prollasat-chitrabhanuh — the sun that makes the lotus of the twice-born race bloom; praha — said; idam — this; shri-murarim — to Sri Murari; tvam — you; iha — here; vada — tell; hareh — of Hari; shri-charitram — the holy life; navinam — new; tasya — his; ajnam — command; akalayya — accepting; prakata-kara-putaih — with openly joined palms; tam — to him; namaskritya — bowing; bhuyah — again and again; shrimach-chaitanya-murteh — of the embodied Sriman Chaitanya; kali-kalusha-haram — removing the stain of Kali; kirtim — the glory; aha — told; svayam — himself; sah — he.</w:t>
       </w:r>
     </w:p>
     <w:p>
@@ -924,10 +1144,10 @@
           <w:b/>
           <w:i w:val="0"/>
         </w:rPr>
-        <w:t>7.</w:t>
-      </w:r>
-      <w:r>
-        <w:t xml:space="preserve"> The Lord, surrounded by the foremost of His devotees — He whose form was full of ripened love, the crusher of the lion-like Danavas — rejoiced in the happiness of the kirtana of Hari and of holy talks about Him.</w:t>
+        <w:t>9.</w:t>
+      </w:r>
+      <w:r>
+        <w:t xml:space="preserve"> A devotee named Srivasa, the sun who makes the lotus of the twice-born race bloom, said to Sri Murari: "Tell here a new and holy account of Hari's life." Accepting his command, Murari openly joined his palms, bowed to him again and again, and himself began to tell the glory of Sriman Chaitanya, which washes away the stain of Kali.</w:t>
       </w:r>
     </w:p>
     <w:p>
@@ -935,7 +1155,7 @@
         <w:pStyle w:val="Heading3"/>
       </w:pPr>
       <w:r>
-        <w:t>Verse 8</w:t>
+        <w:t>Verse 10</w:t>
       </w:r>
     </w:p>
     <w:p>
@@ -948,40 +1168,40 @@
           <w:rFonts w:cs="Noto Serif Devanagari" w:hAnsi="Noto Serif Devanagari"/>
           <w:sz w:val="24"/>
         </w:rPr>
-        <w:t>अथास्य कीर्तिं श्रवणामृतं सतामुदारकीर्तेः श्रुतिभिः पिपासुभिः।</w:t>
-      </w:r>
-      <w:r>
-        <w:br/>
-      </w:r>
-      <w:r>
-        <w:rPr>
-          <w:rFonts w:cs="Noto Serif Devanagari" w:hAnsi="Noto Serif Devanagari"/>
-          <w:sz w:val="24"/>
-        </w:rPr>
-        <w:t>विगाहितुं श्रीयुतसत्कथां शुभामुवाह हर्षाश्रुविलोललोचनः॥८॥</w:t>
-      </w:r>
-    </w:p>
-    <w:p>
-      <w:pPr>
-        <w:spacing w:after="60"/>
-        <w:jc w:val="both"/>
-      </w:pPr>
-      <w:r>
-        <w:rPr>
-          <w:b w:val="0"/>
-          <w:i/>
-        </w:rPr>
-        <w:t>athāsya kīrtiṁ śravaṇāmṛtaṁ satāmudārakīrteḥ śrutibhiḥ pipāsubhiḥ|</w:t>
-      </w:r>
-      <w:r>
-        <w:br/>
-      </w:r>
-      <w:r>
-        <w:rPr>
-          <w:b w:val="0"/>
-          <w:i/>
-        </w:rPr>
-        <w:t>vigāhituṁ śrīyutasatkathāṁ śubhāmuvāha harṣāśruvilolalocanaḥ||8||</w:t>
+        <w:t>अथ स चिन्तयामास वैद्यसूनुर्मुरारिकः।</w:t>
+      </w:r>
+      <w:r>
+        <w:br/>
+      </w:r>
+      <w:r>
+        <w:rPr>
+          <w:rFonts w:cs="Noto Serif Devanagari" w:hAnsi="Noto Serif Devanagari"/>
+          <w:sz w:val="24"/>
+        </w:rPr>
+        <w:t>कथं वक्ष्यामि बह्वर्थां चैतन्यस्य कथां शुभाम्॥१०॥</w:t>
+      </w:r>
+    </w:p>
+    <w:p>
+      <w:pPr>
+        <w:spacing w:after="60"/>
+        <w:jc w:val="both"/>
+      </w:pPr>
+      <w:r>
+        <w:rPr>
+          <w:b w:val="0"/>
+          <w:i/>
+        </w:rPr>
+        <w:t>atha sa cintayāmāsa vaidyasūnurmurārikaḥ|</w:t>
+      </w:r>
+      <w:r>
+        <w:br/>
+      </w:r>
+      <w:r>
+        <w:rPr>
+          <w:b w:val="0"/>
+          <w:i/>
+        </w:rPr>
+        <w:t>kathaṁ vakṣyāmi bahvarthāṁ caitanyasya kathāṁ śubhām||10||</w:t>
       </w:r>
     </w:p>
     <w:p>
@@ -997,7 +1217,7 @@
         <w:t>Word for word:</w:t>
       </w:r>
       <w:r>
-        <w:t xml:space="preserve"> atha — then; asya — of him; kirtim — the fame; shravana-amritam — nectar for the ears; satam — of the virtuous; udara-kirteh — of generous fame; shrutibhih — with ears; pipasubhih — thirsting; vigahitum — to plunge into; shri-yuta-sat-katham — the splendid true narrative; shubham — auspicious; uvaha — took up; harsha-ashru-vilola-lochanah — his eyes trembling with tears of joy.</w:t>
+        <w:t xml:space="preserve"> atha — then; sah — he; chintayam asa — reflected; vaidya-sunuh — the physician's son; murarikah — Murari; katham — how; vakshyami — shall I tell; bahu-artham — rich in meaning; chaitanyasya — of Chaitanya; katham — the story; shubham — auspicious.</w:t>
       </w:r>
     </w:p>
     <w:p>
@@ -1010,10 +1230,96 @@
           <w:b/>
           <w:i w:val="0"/>
         </w:rPr>
-        <w:t>8.</w:t>
-      </w:r>
-      <w:r>
-        <w:t xml:space="preserve"> Then, so that thirsting ears might plunge into the fame of Him whose glory is generous — a nectar for the ears of the virtuous — one whose eyes trembled with tears of joy took up this splendid, auspicious and true narrative</w:t>
+        <w:t>10.</w:t>
+      </w:r>
+      <w:r>
+        <w:t xml:space="preserve"> Then Murari, the physician's son, reflected: "How shall I tell the auspicious story of Chaitanya, so rich in meaning,</w:t>
+      </w:r>
+    </w:p>
+    <w:p>
+      <w:pPr>
+        <w:pStyle w:val="Heading3"/>
+      </w:pPr>
+      <w:r>
+        <w:t>Verse 11</w:t>
+      </w:r>
+    </w:p>
+    <w:p>
+      <w:pPr>
+        <w:spacing w:after="60"/>
+        <w:ind w:left="567"/>
+      </w:pPr>
+      <w:r>
+        <w:rPr>
+          <w:rFonts w:cs="Noto Serif Devanagari" w:hAnsi="Noto Serif Devanagari"/>
+          <w:sz w:val="24"/>
+        </w:rPr>
+        <w:t>यद्वक्तुं नैव शक्नोति वाचस्पतिरपि स्वयम्।</w:t>
+      </w:r>
+      <w:r>
+        <w:br/>
+      </w:r>
+      <w:r>
+        <w:rPr>
+          <w:rFonts w:cs="Noto Serif Devanagari" w:hAnsi="Noto Serif Devanagari"/>
+          <w:sz w:val="24"/>
+        </w:rPr>
+        <w:t>तथापि वैष्णवादेशं कर्तुं युक्तं मतिर्मम॥११॥</w:t>
+      </w:r>
+    </w:p>
+    <w:p>
+      <w:pPr>
+        <w:spacing w:after="60"/>
+        <w:jc w:val="both"/>
+      </w:pPr>
+      <w:r>
+        <w:rPr>
+          <w:b w:val="0"/>
+          <w:i/>
+        </w:rPr>
+        <w:t>yadvaktuṁ naiva śaknoti vācaspatirapi svayam|</w:t>
+      </w:r>
+      <w:r>
+        <w:br/>
+      </w:r>
+      <w:r>
+        <w:rPr>
+          <w:b w:val="0"/>
+          <w:i/>
+        </w:rPr>
+        <w:t>tathāpi vaiṣṇavādeśaṁ kartuṁ yuktaṁ matirmama||11||</w:t>
+      </w:r>
+    </w:p>
+    <w:p>
+      <w:pPr>
+        <w:spacing w:after="60"/>
+        <w:jc w:val="both"/>
+      </w:pPr>
+      <w:r>
+        <w:rPr>
+          <w:b w:val="0"/>
+          <w:i/>
+        </w:rPr>
+        <w:t>Word for word:</w:t>
+      </w:r>
+      <w:r>
+        <w:t xml:space="preserve"> yat — which; vaktum — to tell; na eva — not at all; shaknoti — is able; vachaspatih — Vachaspati; api — even; svayam — himself; tatha api — yet; vaishnava-adesham — the command of a Vaishnava; kartum — to carry out; yuktam — is fitting; matih — the thought; mama — my.</w:t>
+      </w:r>
+    </w:p>
+    <w:p>
+      <w:pPr>
+        <w:spacing w:after="60"/>
+        <w:ind w:left="510" w:hanging="510"/>
+      </w:pPr>
+      <w:r>
+        <w:rPr>
+          <w:b/>
+          <w:i w:val="0"/>
+        </w:rPr>
+        <w:t>11.</w:t>
+      </w:r>
+      <w:r>
+        <w:t xml:space="preserve"> which even Vachaspati</w:t>
       </w:r>
       <w:r>
         <w:rPr>
@@ -1021,10 +1327,10 @@
           <w:i w:val="0"/>
           <w:vertAlign w:val="superscript"/>
         </w:rPr>
-        <w:t>3</w:t>
-      </w:r>
-      <w:r>
-        <w:t>.</w:t>
+        <w:t>4</w:t>
+      </w:r>
+      <w:r>
+        <w:t xml:space="preserve"> himself cannot tell? And yet it is right to carry out a Vaishnava's command — so I have resolved;</w:t>
       </w:r>
     </w:p>
     <w:p>
@@ -1032,7 +1338,7 @@
         <w:pStyle w:val="Heading3"/>
       </w:pPr>
       <w:r>
-        <w:t>Verse 9</w:t>
+        <w:t>Verse 12</w:t>
       </w:r>
     </w:p>
     <w:p>
@@ -1045,80 +1351,40 @@
           <w:rFonts w:cs="Noto Serif Devanagari" w:hAnsi="Noto Serif Devanagari"/>
           <w:sz w:val="24"/>
         </w:rPr>
-        <w:t>भक्तः श्रीवासनामा द्विजकुलकमलप्रोल्लसच्चित्रभानुः</w:t>
-      </w:r>
-      <w:r>
-        <w:br/>
-      </w:r>
-      <w:r>
-        <w:rPr>
-          <w:rFonts w:cs="Noto Serif Devanagari" w:hAnsi="Noto Serif Devanagari"/>
-          <w:sz w:val="24"/>
-        </w:rPr>
-        <w:t>प्राहेदं श्रीमुरारिं त्वमिह वद हरेः श्रीचरित्रं नवीनम्।</w:t>
-      </w:r>
-      <w:r>
-        <w:br/>
-      </w:r>
-      <w:r>
-        <w:rPr>
-          <w:rFonts w:cs="Noto Serif Devanagari" w:hAnsi="Noto Serif Devanagari"/>
-          <w:sz w:val="24"/>
-        </w:rPr>
-        <w:t>तस्याज्ञामाकलय्य प्रकटकरपुटैस्तं नमस्कृत्य भूयः</w:t>
-      </w:r>
-      <w:r>
-        <w:br/>
-      </w:r>
-      <w:r>
-        <w:rPr>
-          <w:rFonts w:cs="Noto Serif Devanagari" w:hAnsi="Noto Serif Devanagari"/>
-          <w:sz w:val="24"/>
-        </w:rPr>
-        <w:t>श्रीमच्चैतन्यमूर्तेः कलिकलुषहरां कीर्तिमाह स्वयं सः॥९॥</w:t>
-      </w:r>
-    </w:p>
-    <w:p>
-      <w:pPr>
-        <w:spacing w:after="60"/>
-        <w:jc w:val="both"/>
-      </w:pPr>
-      <w:r>
-        <w:rPr>
-          <w:b w:val="0"/>
-          <w:i/>
-        </w:rPr>
-        <w:t>bhaktaḥ śrīvāsanāmā dvijakulakamalaprollasaccitrabhānuḥ</w:t>
-      </w:r>
-      <w:r>
-        <w:br/>
-      </w:r>
-      <w:r>
-        <w:rPr>
-          <w:b w:val="0"/>
-          <w:i/>
-        </w:rPr>
-        <w:t>prāhedaṁ śrīmurāriṁ tvamiha vada hareḥ śrīcaritraṁ navīnam|</w:t>
-      </w:r>
-      <w:r>
-        <w:br/>
-      </w:r>
-      <w:r>
-        <w:rPr>
-          <w:b w:val="0"/>
-          <w:i/>
-        </w:rPr>
-        <w:t>tasyājñāmākalayya prakaṭakarapuṭaistaṁ namaskṛtya bhūyaḥ</w:t>
-      </w:r>
-      <w:r>
-        <w:br/>
-      </w:r>
-      <w:r>
-        <w:rPr>
-          <w:b w:val="0"/>
-          <w:i/>
-        </w:rPr>
-        <w:t>śrīmaccaitanyamūrteḥ kalikaluṣaharāṁ kīrtimāha svayaṁ saḥ||9||</w:t>
+        <w:t>निर्मला भाति सततं कृष्णस्मरणसम्पदा।</w:t>
+      </w:r>
+      <w:r>
+        <w:br/>
+      </w:r>
+      <w:r>
+        <w:rPr>
+          <w:rFonts w:cs="Noto Serif Devanagari" w:hAnsi="Noto Serif Devanagari"/>
+          <w:sz w:val="24"/>
+        </w:rPr>
+        <w:t>वैष्णवाज्ञा हि फलदा भविष्यति न चान्यथा॥१२॥</w:t>
+      </w:r>
+    </w:p>
+    <w:p>
+      <w:pPr>
+        <w:spacing w:after="60"/>
+        <w:jc w:val="both"/>
+      </w:pPr>
+      <w:r>
+        <w:rPr>
+          <w:b w:val="0"/>
+          <w:i/>
+        </w:rPr>
+        <w:t>nirmalā bhāti satataṁ kṛṣṇasmaraṇasampadā|</w:t>
+      </w:r>
+      <w:r>
+        <w:br/>
+      </w:r>
+      <w:r>
+        <w:rPr>
+          <w:b w:val="0"/>
+          <w:i/>
+        </w:rPr>
+        <w:t>vaiṣṇavājñā hi phaladā bhaviṣyati na cānyathā||12||</w:t>
       </w:r>
     </w:p>
     <w:p>
@@ -1134,7 +1400,7 @@
         <w:t>Word for word:</w:t>
       </w:r>
       <w:r>
-        <w:t xml:space="preserve"> bhaktah — the devotee; shrivasa-nama — named Srivasa; dvija-kula-kamala-prollasat-chitrabhanuh — the sun that makes the lotus of the twice-born race bloom; praha — said; idam — this; shri-murarim — to Sri Murari; tvam — you; iha — here; vada — tell; hareh — of Hari; shri-charitram — the holy life; navinam — new; tasya — his; ajnam — command; akalayya — accepting; prakata-kara-putaih — with openly joined palms; tam — to him; namaskritya — bowing; bhuyah — again and again; shrimach-chaitanya-murteh — of the embodied Sriman Chaitanya; kali-kalusha-haram — removing the stain of Kali; kirtim — the glory; aha — told; svayam — himself; sah — he.</w:t>
+        <w:t xml:space="preserve"> nirmala — pure (my thought); bhati — shines; satatam — ever; krishna-smarana-sampada — by the wealth of remembering Krishna; vaishnava-ajna — the Vaishnava's command; hi — surely; phala-da — fruitful; bhavishyati — will be; na — not; cha — and; anyatha — otherwise.</w:t>
       </w:r>
     </w:p>
     <w:p>
@@ -1147,10 +1413,10 @@
           <w:b/>
           <w:i w:val="0"/>
         </w:rPr>
-        <w:t>9.</w:t>
-      </w:r>
-      <w:r>
-        <w:t xml:space="preserve"> A devotee named Srivasa, the sun that makes the lotus of the twice-born race bloom, said to Sri Murari: "Tell here a new, holy account of the life of Hari." Accepting his command and bowing to him again and again with openly joined palms, Murari himself began to tell the glory of Sriman Chaitanya, which takes away the stain of Kali.</w:t>
+        <w:t>12.</w:t>
+      </w:r>
+      <w:r>
+        <w:t xml:space="preserve"> and my resolve shines ever pure through the treasure of remembering Krishna. A Vaishnava's command is sure to bear fruit — it cannot be otherwise."</w:t>
       </w:r>
     </w:p>
     <w:p>
@@ -1158,7 +1424,7 @@
         <w:pStyle w:val="Heading3"/>
       </w:pPr>
       <w:r>
-        <w:t>Verse 10</w:t>
+        <w:t>Verse 13</w:t>
       </w:r>
     </w:p>
     <w:p>
@@ -1171,40 +1437,40 @@
           <w:rFonts w:cs="Noto Serif Devanagari" w:hAnsi="Noto Serif Devanagari"/>
           <w:sz w:val="24"/>
         </w:rPr>
-        <w:t>अथ स चिन्तयामास वैद्यसूनुर्मुरारिकः।</w:t>
-      </w:r>
-      <w:r>
-        <w:br/>
-      </w:r>
-      <w:r>
-        <w:rPr>
-          <w:rFonts w:cs="Noto Serif Devanagari" w:hAnsi="Noto Serif Devanagari"/>
-          <w:sz w:val="24"/>
-        </w:rPr>
-        <w:t>कथं वक्ष्यामि बह्वर्थां चैतन्यस्य कथां शुभाम्॥१०॥</w:t>
-      </w:r>
-    </w:p>
-    <w:p>
-      <w:pPr>
-        <w:spacing w:after="60"/>
-        <w:jc w:val="both"/>
-      </w:pPr>
-      <w:r>
-        <w:rPr>
-          <w:b w:val="0"/>
-          <w:i/>
-        </w:rPr>
-        <w:t>atha sa cintayāmāsa vaidyasūnurmurārikaḥ|</w:t>
-      </w:r>
-      <w:r>
-        <w:br/>
-      </w:r>
-      <w:r>
-        <w:rPr>
-          <w:b w:val="0"/>
-          <w:i/>
-        </w:rPr>
-        <w:t>kathaṁ vakṣyāmi bahvarthāṁ caitanyasya kathāṁ śubhām||10||</w:t>
+        <w:t>इत्युक्त्वा वक्तुमारेभे भगवद्भक्तिबृंहिताम्।</w:t>
+      </w:r>
+      <w:r>
+        <w:br/>
+      </w:r>
+      <w:r>
+        <w:rPr>
+          <w:rFonts w:cs="Noto Serif Devanagari" w:hAnsi="Noto Serif Devanagari"/>
+          <w:sz w:val="24"/>
+        </w:rPr>
+        <w:t>कथां धर्मार्थकामाय मोक्षाय विष्णुभक्तये॥१३॥</w:t>
+      </w:r>
+    </w:p>
+    <w:p>
+      <w:pPr>
+        <w:spacing w:after="60"/>
+        <w:jc w:val="both"/>
+      </w:pPr>
+      <w:r>
+        <w:rPr>
+          <w:b w:val="0"/>
+          <w:i/>
+        </w:rPr>
+        <w:t>ityuktvā vaktumārebhe bhagavadbhaktibṛṁhitām|</w:t>
+      </w:r>
+      <w:r>
+        <w:br/>
+      </w:r>
+      <w:r>
+        <w:rPr>
+          <w:b w:val="0"/>
+          <w:i/>
+        </w:rPr>
+        <w:t>kathāṁ dharmārthakāmāya mokṣāya viṣṇubhaktaye||13||</w:t>
       </w:r>
     </w:p>
     <w:p>
@@ -1220,7 +1486,7 @@
         <w:t>Word for word:</w:t>
       </w:r>
       <w:r>
-        <w:t xml:space="preserve"> atha — then; sah — he; chintayam asa — reflected; vaidya-sunuh — the physician's son; murarikah — Murari; katham — how; vakshyami — shall I tell; bahu-artham — rich in meaning; chaitanyasya — of Chaitanya; katham — the story; shubham — auspicious.</w:t>
+        <w:t xml:space="preserve"> iti — thus; uktva — having said; vaktum — to tell; arebhe — began; bhagavad-bhakti-brimhitam — enriched with devotion to Bhagavan; katham — the story; dharma-artha-kamaya — for dharma, wealth and desire; mokshaya — for liberation; vishnu-bhaktaye — for devotion to Vishnu.</w:t>
       </w:r>
     </w:p>
     <w:p>
@@ -1233,10 +1499,10 @@
           <w:b/>
           <w:i w:val="0"/>
         </w:rPr>
-        <w:t>10.</w:t>
-      </w:r>
-      <w:r>
-        <w:t xml:space="preserve"> Then Murari, the physician's son, reflected: "How shall I tell the auspicious story of Chaitanya, so rich in meaning,</w:t>
+        <w:t>13.</w:t>
+      </w:r>
+      <w:r>
+        <w:t xml:space="preserve"> With these words he began to tell the story, steeped in devotion to Bhagavan — for the sake of dharma, wealth and pleasure, for liberation, and for devotion to Vishnu.</w:t>
       </w:r>
     </w:p>
     <w:p>
@@ -1244,7 +1510,7 @@
         <w:pStyle w:val="Heading3"/>
       </w:pPr>
       <w:r>
-        <w:t>Verse 11</w:t>
+        <w:t>Verse 14</w:t>
       </w:r>
     </w:p>
     <w:p>
@@ -1257,40 +1523,80 @@
           <w:rFonts w:cs="Noto Serif Devanagari" w:hAnsi="Noto Serif Devanagari"/>
           <w:sz w:val="24"/>
         </w:rPr>
-        <w:t>यद्वक्तुं नैव शक्नोति वाचस्पतिरपि स्वयम्।</w:t>
-      </w:r>
-      <w:r>
-        <w:br/>
-      </w:r>
-      <w:r>
-        <w:rPr>
-          <w:rFonts w:cs="Noto Serif Devanagari" w:hAnsi="Noto Serif Devanagari"/>
-          <w:sz w:val="24"/>
-        </w:rPr>
-        <w:t>तथापि वैष्णवादेशं कर्तुं युक्तं मतिर्मम॥११॥</w:t>
-      </w:r>
-    </w:p>
-    <w:p>
-      <w:pPr>
-        <w:spacing w:after="60"/>
-        <w:jc w:val="both"/>
-      </w:pPr>
-      <w:r>
-        <w:rPr>
-          <w:b w:val="0"/>
-          <w:i/>
-        </w:rPr>
-        <w:t>yadvaktuṁ naiva śaknoti vācaspatirapi svayam|</w:t>
-      </w:r>
-      <w:r>
-        <w:br/>
-      </w:r>
-      <w:r>
-        <w:rPr>
-          <w:b w:val="0"/>
-          <w:i/>
-        </w:rPr>
-        <w:t>tathāpi vaiṣṇavādeśaṁ kartuṁ yuktaṁ matirmama||11||</w:t>
+        <w:t>नमामि चैतन्यमजं पुरातनं</w:t>
+      </w:r>
+      <w:r>
+        <w:br/>
+      </w:r>
+      <w:r>
+        <w:rPr>
+          <w:rFonts w:cs="Noto Serif Devanagari" w:hAnsi="Noto Serif Devanagari"/>
+          <w:sz w:val="24"/>
+        </w:rPr>
+        <w:t>चतुर्भुजं शङ्खगदाब्जचक्रिणम्।</w:t>
+      </w:r>
+      <w:r>
+        <w:br/>
+      </w:r>
+      <w:r>
+        <w:rPr>
+          <w:rFonts w:cs="Noto Serif Devanagari" w:hAnsi="Noto Serif Devanagari"/>
+          <w:sz w:val="24"/>
+        </w:rPr>
+        <w:t>श्रीवत्सलक्ष्माङ्कितवक्षसं हरिं</w:t>
+      </w:r>
+      <w:r>
+        <w:br/>
+      </w:r>
+      <w:r>
+        <w:rPr>
+          <w:rFonts w:cs="Noto Serif Devanagari" w:hAnsi="Noto Serif Devanagari"/>
+          <w:sz w:val="24"/>
+        </w:rPr>
+        <w:t>सद्भालसंलग्नमणिं सुवाससम्॥१४॥</w:t>
+      </w:r>
+    </w:p>
+    <w:p>
+      <w:pPr>
+        <w:spacing w:after="60"/>
+        <w:jc w:val="both"/>
+      </w:pPr>
+      <w:r>
+        <w:rPr>
+          <w:b w:val="0"/>
+          <w:i/>
+        </w:rPr>
+        <w:t>namāmi caitanyamajaṁ purātanaṁ</w:t>
+      </w:r>
+      <w:r>
+        <w:br/>
+      </w:r>
+      <w:r>
+        <w:rPr>
+          <w:b w:val="0"/>
+          <w:i/>
+        </w:rPr>
+        <w:t>caturbhujaṁ śaṅkhagadābjacakriṇam|</w:t>
+      </w:r>
+      <w:r>
+        <w:br/>
+      </w:r>
+      <w:r>
+        <w:rPr>
+          <w:b w:val="0"/>
+          <w:i/>
+        </w:rPr>
+        <w:t>śrīvatsalakṣmāṅkitavakṣasaṁ hariṁ</w:t>
+      </w:r>
+      <w:r>
+        <w:br/>
+      </w:r>
+      <w:r>
+        <w:rPr>
+          <w:b w:val="0"/>
+          <w:i/>
+        </w:rPr>
+        <w:t>sadbhālasaṁlagnamaṇiṁ suvāsasam||14||</w:t>
       </w:r>
     </w:p>
     <w:p>
@@ -1306,7 +1612,7 @@
         <w:t>Word for word:</w:t>
       </w:r>
       <w:r>
-        <w:t xml:space="preserve"> yat — which; vaktum — to tell; na eva — not at all; shaknoti — is able; vachaspatih — Vachaspati; api — even; svayam — himself; tatha api — yet; vaishnava-adesham — the command of a Vaishnava; kartum — to carry out; yuktam — is fitting; matih — the thought; mama — my.</w:t>
+        <w:t xml:space="preserve"> namami — I bow; chaitanyam — to Chaitanya; ajam — the unborn; puratanam — the primeval; chatur-bhujam — four-armed; shankha-gada-abja-chakrinam — bearing conch, mace, lotus and disc; shrivatsa-lakshma-ankita-vakshasam — whose chest is marked with the sign of Shrivatsa; harim — Hari; sad-bhala-samlagna-manim — with a gem set on his fair forehead; su-vasasam — finely clad.</w:t>
       </w:r>
     </w:p>
     <w:p>
@@ -1319,10 +1625,520 @@
           <w:b/>
           <w:i w:val="0"/>
         </w:rPr>
-        <w:t>11.</w:t>
-      </w:r>
-      <w:r>
-        <w:t xml:space="preserve"> which even Vachaspati</w:t>
+        <w:t>14.</w:t>
+      </w:r>
+      <w:r>
+        <w:t xml:space="preserve"> I bow to Chaitanya — the unborn, the ancient Hari, four-armed, bearing conch, mace, lotus and disc. His chest is marked with the sign of Shrivatsa, a gem rests on His fair brow, and His garments are fine.</w:t>
+      </w:r>
+    </w:p>
+    <w:p>
+      <w:pPr>
+        <w:pStyle w:val="Heading3"/>
+      </w:pPr>
+      <w:r>
+        <w:t>Verse 15</w:t>
+      </w:r>
+    </w:p>
+    <w:p>
+      <w:pPr>
+        <w:spacing w:after="60"/>
+        <w:ind w:left="567"/>
+      </w:pPr>
+      <w:r>
+        <w:rPr>
+          <w:rFonts w:cs="Noto Serif Devanagari" w:hAnsi="Noto Serif Devanagari"/>
+          <w:sz w:val="24"/>
+        </w:rPr>
+        <w:t>वदामि काञ्चिद्भगवत्कथां सतां</w:t>
+      </w:r>
+      <w:r>
+        <w:br/>
+      </w:r>
+      <w:r>
+        <w:rPr>
+          <w:rFonts w:cs="Noto Serif Devanagari" w:hAnsi="Noto Serif Devanagari"/>
+          <w:sz w:val="24"/>
+        </w:rPr>
+        <w:t>हर्षाय किञ्चित्स्खलनं यदा भवेत्।</w:t>
+      </w:r>
+      <w:r>
+        <w:br/>
+      </w:r>
+      <w:r>
+        <w:rPr>
+          <w:rFonts w:cs="Noto Serif Devanagari" w:hAnsi="Noto Serif Devanagari"/>
+          <w:sz w:val="24"/>
+        </w:rPr>
+        <w:t>तदात्र संशोधयितुं महत्तमाः</w:t>
+      </w:r>
+      <w:r>
+        <w:br/>
+      </w:r>
+      <w:r>
+        <w:rPr>
+          <w:rFonts w:cs="Noto Serif Devanagari" w:hAnsi="Noto Serif Devanagari"/>
+          <w:sz w:val="24"/>
+        </w:rPr>
+        <w:t>प्रमाणमेवात्र परोपकारिणः॥१५॥</w:t>
+      </w:r>
+    </w:p>
+    <w:p>
+      <w:pPr>
+        <w:spacing w:after="60"/>
+        <w:jc w:val="both"/>
+      </w:pPr>
+      <w:r>
+        <w:rPr>
+          <w:b w:val="0"/>
+          <w:i/>
+        </w:rPr>
+        <w:t>vadāmi kāñcidbhagavatkathāṁ satāṁ</w:t>
+      </w:r>
+      <w:r>
+        <w:br/>
+      </w:r>
+      <w:r>
+        <w:rPr>
+          <w:b w:val="0"/>
+          <w:i/>
+        </w:rPr>
+        <w:t>harṣāya kiñcitskhalanaṁ yadā bhavet|</w:t>
+      </w:r>
+      <w:r>
+        <w:br/>
+      </w:r>
+      <w:r>
+        <w:rPr>
+          <w:b w:val="0"/>
+          <w:i/>
+        </w:rPr>
+        <w:t>tadātra saṁśodhayituṁ mahattamāḥ</w:t>
+      </w:r>
+      <w:r>
+        <w:br/>
+      </w:r>
+      <w:r>
+        <w:rPr>
+          <w:b w:val="0"/>
+          <w:i/>
+        </w:rPr>
+        <w:t>pramāṇamevātra paropakāriṇaḥ||15||</w:t>
+      </w:r>
+    </w:p>
+    <w:p>
+      <w:pPr>
+        <w:spacing w:after="60"/>
+        <w:jc w:val="both"/>
+      </w:pPr>
+      <w:r>
+        <w:rPr>
+          <w:b w:val="0"/>
+          <w:i/>
+        </w:rPr>
+        <w:t>Word for word:</w:t>
+      </w:r>
+      <w:r>
+        <w:t xml:space="preserve"> vadami — I shall tell; kanchit — some; bhagavat-katham — story of Bhagavan; satam — of the virtuous; harshaya — for the delight; kinchit — some; skhalanam — slip; yada — if; bhavet — should occur; tada — then; atra — here; samshodhayitum — to correct; mahattamah — the greatest souls; pramanam — the authority; eva — indeed; atra — in this; para-upakarinah — who do good to others.</w:t>
+      </w:r>
+    </w:p>
+    <w:p>
+      <w:pPr>
+        <w:spacing w:after="60"/>
+        <w:ind w:left="510" w:hanging="510"/>
+      </w:pPr>
+      <w:r>
+        <w:rPr>
+          <w:b/>
+          <w:i w:val="0"/>
+        </w:rPr>
+        <w:t>15.</w:t>
+      </w:r>
+      <w:r>
+        <w:t xml:space="preserve"> For the delight of the virtuous I shall tell something of the stories of Bhagavan. Should some slip occur, to correct it is the task of the greatest souls, those who do good to others: in this they alone are the measure.</w:t>
+      </w:r>
+    </w:p>
+    <w:p>
+      <w:pPr>
+        <w:pStyle w:val="Heading3"/>
+      </w:pPr>
+      <w:r>
+        <w:t>Verse 16</w:t>
+      </w:r>
+    </w:p>
+    <w:p>
+      <w:pPr>
+        <w:spacing w:after="60"/>
+        <w:ind w:left="567"/>
+      </w:pPr>
+      <w:r>
+        <w:rPr>
+          <w:rFonts w:cs="Noto Serif Devanagari" w:hAnsi="Noto Serif Devanagari"/>
+          <w:sz w:val="24"/>
+        </w:rPr>
+        <w:t>नवद्वीप इति ख्याते क्षेत्रे परमवैष्णवे।</w:t>
+      </w:r>
+      <w:r>
+        <w:br/>
+      </w:r>
+      <w:r>
+        <w:rPr>
+          <w:rFonts w:cs="Noto Serif Devanagari" w:hAnsi="Noto Serif Devanagari"/>
+          <w:sz w:val="24"/>
+        </w:rPr>
+        <w:t>ब्राह्मणाः साधवः शान्ता वैष्णवाः सत्कुलोद्भवाः॥१६॥</w:t>
+      </w:r>
+    </w:p>
+    <w:p>
+      <w:pPr>
+        <w:spacing w:after="60"/>
+        <w:jc w:val="both"/>
+      </w:pPr>
+      <w:r>
+        <w:rPr>
+          <w:b w:val="0"/>
+          <w:i/>
+        </w:rPr>
+        <w:t>navadvīpa iti khyāte kṣetre paramavaiṣṇave|</w:t>
+      </w:r>
+      <w:r>
+        <w:br/>
+      </w:r>
+      <w:r>
+        <w:rPr>
+          <w:b w:val="0"/>
+          <w:i/>
+        </w:rPr>
+        <w:t>brāhmaṇāḥ sādhavaḥ śāntā vaiṣṇavāḥ satkulodbhavāḥ||16||</w:t>
+      </w:r>
+    </w:p>
+    <w:p>
+      <w:pPr>
+        <w:spacing w:after="60"/>
+        <w:jc w:val="both"/>
+      </w:pPr>
+      <w:r>
+        <w:rPr>
+          <w:b w:val="0"/>
+          <w:i/>
+        </w:rPr>
+        <w:t>Word for word:</w:t>
+      </w:r>
+      <w:r>
+        <w:t xml:space="preserve"> navadvipe — Navadvipa; iti — thus; khyate — known as; kshetre — in the holy place; parama-vaishnave — supremely Vaishnava; brahmanah — brahmanas; sadhavah — saintly; shantah — peaceful; vaishnavah — Vaishnavas; sat-kula-udbhavah — born in good families.</w:t>
+      </w:r>
+    </w:p>
+    <w:p>
+      <w:pPr>
+        <w:spacing w:after="60"/>
+        <w:ind w:left="510" w:hanging="510"/>
+      </w:pPr>
+      <w:r>
+        <w:rPr>
+          <w:b/>
+          <w:i w:val="0"/>
+        </w:rPr>
+        <w:t>16.</w:t>
+      </w:r>
+      <w:r>
+        <w:t xml:space="preserve"> In the holy land called Navadvipa, devoted wholly to Vishnu, live brahmanas — saintly, peaceful Vaishnavas of good families,</w:t>
+      </w:r>
+    </w:p>
+    <w:p>
+      <w:pPr>
+        <w:pStyle w:val="Heading3"/>
+      </w:pPr>
+      <w:r>
+        <w:t>Verse 17</w:t>
+      </w:r>
+    </w:p>
+    <w:p>
+      <w:pPr>
+        <w:spacing w:after="60"/>
+        <w:ind w:left="567"/>
+      </w:pPr>
+      <w:r>
+        <w:rPr>
+          <w:rFonts w:cs="Noto Serif Devanagari" w:hAnsi="Noto Serif Devanagari"/>
+          <w:sz w:val="24"/>
+        </w:rPr>
+        <w:t>महान्तः कर्मनिपुणाः सर्वे शास्त्रार्थपारगाः।</w:t>
+      </w:r>
+      <w:r>
+        <w:br/>
+      </w:r>
+      <w:r>
+        <w:rPr>
+          <w:rFonts w:cs="Noto Serif Devanagari" w:hAnsi="Noto Serif Devanagari"/>
+          <w:sz w:val="24"/>
+        </w:rPr>
+        <w:t>अन्ये च सन्ति बहुशो भिषक्शूद्रवणिग्जनाः॥१७॥</w:t>
+      </w:r>
+    </w:p>
+    <w:p>
+      <w:pPr>
+        <w:spacing w:after="60"/>
+        <w:jc w:val="both"/>
+      </w:pPr>
+      <w:r>
+        <w:rPr>
+          <w:b w:val="0"/>
+          <w:i/>
+        </w:rPr>
+        <w:t>mahāntaḥ karmanipuṇāḥ sarve śāstrārthapāragāḥ|</w:t>
+      </w:r>
+      <w:r>
+        <w:br/>
+      </w:r>
+      <w:r>
+        <w:rPr>
+          <w:b w:val="0"/>
+          <w:i/>
+        </w:rPr>
+        <w:t>anye ca santi bahuśo bhiṣakśūdravaṇigjanāḥ||17||</w:t>
+      </w:r>
+    </w:p>
+    <w:p>
+      <w:pPr>
+        <w:spacing w:after="60"/>
+        <w:jc w:val="both"/>
+      </w:pPr>
+      <w:r>
+        <w:rPr>
+          <w:b w:val="0"/>
+          <w:i/>
+        </w:rPr>
+        <w:t>Word for word:</w:t>
+      </w:r>
+      <w:r>
+        <w:t xml:space="preserve"> mahantah — great; karma-nipunah — skilled in rites; sarve — all; shastra-artha-paragah — masters of the meaning of the scriptures; anye — others; cha — and; santi — there are; bahushah — in great numbers; bhishak-shudra-vanig-janah — physicians, shudras and merchants.</w:t>
+      </w:r>
+    </w:p>
+    <w:p>
+      <w:pPr>
+        <w:spacing w:after="60"/>
+        <w:ind w:left="510" w:hanging="510"/>
+      </w:pPr>
+      <w:r>
+        <w:rPr>
+          <w:b/>
+          <w:i w:val="0"/>
+        </w:rPr>
+        <w:t>17.</w:t>
+      </w:r>
+      <w:r>
+        <w:t xml:space="preserve"> great souls, skilled in rites, every one a master of the meaning of the scriptures; and many other people live there too — physicians, shudras and merchants.</w:t>
+      </w:r>
+    </w:p>
+    <w:p>
+      <w:pPr>
+        <w:pStyle w:val="Heading3"/>
+      </w:pPr>
+      <w:r>
+        <w:t>Verse 18</w:t>
+      </w:r>
+    </w:p>
+    <w:p>
+      <w:pPr>
+        <w:spacing w:after="60"/>
+        <w:ind w:left="567"/>
+      </w:pPr>
+      <w:r>
+        <w:rPr>
+          <w:rFonts w:cs="Noto Serif Devanagari" w:hAnsi="Noto Serif Devanagari"/>
+          <w:sz w:val="24"/>
+        </w:rPr>
+        <w:t>स्वाचारनिरताः शुद्धाः सर्वे विद्योपजीविनः।</w:t>
+      </w:r>
+      <w:r>
+        <w:br/>
+      </w:r>
+      <w:r>
+        <w:rPr>
+          <w:rFonts w:cs="Noto Serif Devanagari" w:hAnsi="Noto Serif Devanagari"/>
+          <w:sz w:val="24"/>
+        </w:rPr>
+        <w:t>तत्र देवव्रताः सर्वे वैकुण्ठभवनोपमे॥१८॥</w:t>
+      </w:r>
+    </w:p>
+    <w:p>
+      <w:pPr>
+        <w:spacing w:after="60"/>
+        <w:jc w:val="both"/>
+      </w:pPr>
+      <w:r>
+        <w:rPr>
+          <w:b w:val="0"/>
+          <w:i/>
+        </w:rPr>
+        <w:t>svācāraniratāḥ śuddhāḥ sarve vidyopajīvinaḥ|</w:t>
+      </w:r>
+      <w:r>
+        <w:br/>
+      </w:r>
+      <w:r>
+        <w:rPr>
+          <w:b w:val="0"/>
+          <w:i/>
+        </w:rPr>
+        <w:t>tatra devavratāḥ sarve vaikuṇṭhabhavanopame||18||</w:t>
+      </w:r>
+    </w:p>
+    <w:p>
+      <w:pPr>
+        <w:spacing w:after="60"/>
+        <w:jc w:val="both"/>
+      </w:pPr>
+      <w:r>
+        <w:rPr>
+          <w:b w:val="0"/>
+          <w:i/>
+        </w:rPr>
+        <w:t>Word for word:</w:t>
+      </w:r>
+      <w:r>
+        <w:t xml:space="preserve"> sva-achara-niratah — devoted to their own duties; shuddhah — pure; sarve — all; vidya-upajivinah — living by learning; tatra — there; deva-vratah — vowed to God; sarve — all; vaikuntha-bhavana-upame — (in that place) like the abode of Vaikuntha.</w:t>
+      </w:r>
+    </w:p>
+    <w:p>
+      <w:pPr>
+        <w:spacing w:after="60"/>
+        <w:ind w:left="510" w:hanging="510"/>
+      </w:pPr>
+      <w:r>
+        <w:rPr>
+          <w:b/>
+          <w:i w:val="0"/>
+        </w:rPr>
+        <w:t>18.</w:t>
+      </w:r>
+      <w:r>
+        <w:t xml:space="preserve"> All of them are true to their own duties and pure; all live by learning; all have vowed themselves to God — in that place, which is like the abode of Vaikuntha.</w:t>
+      </w:r>
+    </w:p>
+    <w:p>
+      <w:pPr>
+        <w:pStyle w:val="Heading3"/>
+      </w:pPr>
+      <w:r>
+        <w:t>Verse 19</w:t>
+      </w:r>
+    </w:p>
+    <w:p>
+      <w:pPr>
+        <w:spacing w:after="60"/>
+        <w:ind w:left="567"/>
+      </w:pPr>
+      <w:r>
+        <w:rPr>
+          <w:rFonts w:cs="Noto Serif Devanagari" w:hAnsi="Noto Serif Devanagari"/>
+          <w:sz w:val="24"/>
+        </w:rPr>
+        <w:t>श्रीवासो यत्र रेजे हरिपदकमलप्रोल्लसन्मत्तभृङ्गः</w:t>
+      </w:r>
+      <w:r>
+        <w:br/>
+      </w:r>
+      <w:r>
+        <w:rPr>
+          <w:rFonts w:cs="Noto Serif Devanagari" w:hAnsi="Noto Serif Devanagari"/>
+          <w:sz w:val="24"/>
+        </w:rPr>
+        <w:t>प्रेमार्द्रोद्धूतबाहुः परमरसमदैर्गायतीशं सदोत्कः।</w:t>
+      </w:r>
+      <w:r>
+        <w:br/>
+      </w:r>
+      <w:r>
+        <w:rPr>
+          <w:rFonts w:cs="Noto Serif Devanagari" w:hAnsi="Noto Serif Devanagari"/>
+          <w:sz w:val="24"/>
+        </w:rPr>
+        <w:t>गोपीनाथो द्विजाग्र्यः श्रवणपथगते नाम्नि कृष्णस्य मत्तो-</w:t>
+      </w:r>
+      <w:r>
+        <w:br/>
+      </w:r>
+      <w:r>
+        <w:rPr>
+          <w:rFonts w:cs="Noto Serif Devanagari" w:hAnsi="Noto Serif Devanagari"/>
+          <w:sz w:val="24"/>
+        </w:rPr>
+        <w:t>ऽत्युच्चै रौति स्म भूयो लयतरलकरो नृत्यति स्मातिवेलम्॥१९॥</w:t>
+      </w:r>
+    </w:p>
+    <w:p>
+      <w:pPr>
+        <w:spacing w:after="60"/>
+        <w:jc w:val="both"/>
+      </w:pPr>
+      <w:r>
+        <w:rPr>
+          <w:b w:val="0"/>
+          <w:i/>
+        </w:rPr>
+        <w:t>śrīvāso yatra reje haripadakamalaprollasanmattabhṛṅgaḥ</w:t>
+      </w:r>
+      <w:r>
+        <w:br/>
+      </w:r>
+      <w:r>
+        <w:rPr>
+          <w:b w:val="0"/>
+          <w:i/>
+        </w:rPr>
+        <w:t>premārdroddhūtabāhuḥ paramarasamadairgāyatīśaṁ sadotkaḥ|</w:t>
+      </w:r>
+      <w:r>
+        <w:br/>
+      </w:r>
+      <w:r>
+        <w:rPr>
+          <w:b w:val="0"/>
+          <w:i/>
+        </w:rPr>
+        <w:t>gopīnātho dvijāgryaḥ śravaṇapathagate nāmni kṛṣṇasya matto-</w:t>
+      </w:r>
+      <w:r>
+        <w:br/>
+      </w:r>
+      <w:r>
+        <w:rPr>
+          <w:b w:val="0"/>
+          <w:i/>
+        </w:rPr>
+        <w:t>'tyuccai rauti sma bhūyo layataralakaro nṛtyati smātivelam||19||</w:t>
+      </w:r>
+    </w:p>
+    <w:p>
+      <w:pPr>
+        <w:spacing w:after="60"/>
+        <w:jc w:val="both"/>
+      </w:pPr>
+      <w:r>
+        <w:rPr>
+          <w:b w:val="0"/>
+          <w:i/>
+        </w:rPr>
+        <w:t>Word for word:</w:t>
+      </w:r>
+      <w:r>
+        <w:t xml:space="preserve"> shrivasah — Srivasa; yatra — where; reje — shone; hari-pada-kamala-prollasan-matta-bhringah — an intoxicated bee sporting at Hari's lotus feet; prema-ardra-uddhuta-bahuh — moist with love, with arms flung up; parama-rasa-madaih — in the rapture of the highest rasa; gayati — sings; isham — the Lord; sada-utkah — ever eager; gopinathah — Gopinatha; dvija-agryah — foremost of the twice-born; shravana-patha-gate — having reached the path of hearing; namni — the name; krishnasya — of Krishna; mattah — intoxicated; ati-uchchaih — very loudly; rauti sma — cried; bhuyah — again; laya-tarala-karah — his hands quivering in rhythm; nrityati sma — danced; ati-velam — beyond measure.</w:t>
+      </w:r>
+    </w:p>
+    <w:p>
+      <w:pPr>
+        <w:spacing w:after="60"/>
+        <w:ind w:left="510" w:hanging="510"/>
+      </w:pPr>
+      <w:r>
+        <w:rPr>
+          <w:b/>
+          <w:i w:val="0"/>
+        </w:rPr>
+        <w:t>19.</w:t>
+      </w:r>
+      <w:r>
+        <w:t xml:space="preserve"> There shone Srivasa, an intoxicated bee sporting at Hari's lotus feet: wet with the tears of love, his arms flung up</w:t>
       </w:r>
       <w:r>
         <w:rPr>
@@ -1330,10 +2146,21 @@
           <w:i w:val="0"/>
           <w:vertAlign w:val="superscript"/>
         </w:rPr>
-        <w:t>4</w:t>
-      </w:r>
-      <w:r>
-        <w:t xml:space="preserve"> himself cannot tell? Yet it is fitting to carry out the command of a Vaishnava — so my mind resolves.</w:t>
+        <w:t>5</w:t>
+      </w:r>
+      <w:r>
+        <w:t>, ever eager, he sings of the Lord in the rapture of the highest rasa. There too was Gopinatha</w:t>
+      </w:r>
+      <w:r>
+        <w:rPr>
+          <w:b w:val="0"/>
+          <w:i w:val="0"/>
+          <w:vertAlign w:val="superscript"/>
+        </w:rPr>
+        <w:t>6</w:t>
+      </w:r>
+      <w:r>
+        <w:t>, foremost of the twice-born: as soon as the name of Krishna reached his ears, he would weep aloud again and again in his intoxication and dance beyond all measure, his hands quivering to the rhythm.</w:t>
       </w:r>
     </w:p>
     <w:p>
@@ -1341,7 +2168,7 @@
         <w:pStyle w:val="Heading3"/>
       </w:pPr>
       <w:r>
-        <w:t>Verse 12</w:t>
+        <w:t>Verse 20</w:t>
       </w:r>
     </w:p>
     <w:p>
@@ -1354,40 +2181,80 @@
           <w:rFonts w:cs="Noto Serif Devanagari" w:hAnsi="Noto Serif Devanagari"/>
           <w:sz w:val="24"/>
         </w:rPr>
-        <w:t>निर्मला भाति सततं कृष्णस्मरणसम्पदा।</w:t>
-      </w:r>
-      <w:r>
-        <w:br/>
-      </w:r>
-      <w:r>
-        <w:rPr>
-          <w:rFonts w:cs="Noto Serif Devanagari" w:hAnsi="Noto Serif Devanagari"/>
-          <w:sz w:val="24"/>
-        </w:rPr>
-        <w:t>वैष्णवाज्ञा हि फलदा भविष्यति न चान्यथा॥१२॥</w:t>
-      </w:r>
-    </w:p>
-    <w:p>
-      <w:pPr>
-        <w:spacing w:after="60"/>
-        <w:jc w:val="both"/>
-      </w:pPr>
-      <w:r>
-        <w:rPr>
-          <w:b w:val="0"/>
-          <w:i/>
-        </w:rPr>
-        <w:t>nirmalā bhāti satataṁ kṛṣṇasmaraṇasampadā|</w:t>
-      </w:r>
-      <w:r>
-        <w:br/>
-      </w:r>
-      <w:r>
-        <w:rPr>
-          <w:b w:val="0"/>
-          <w:i/>
-        </w:rPr>
-        <w:t>vaiṣṇavājñā hi phaladā bhaviṣyati na cānyathā||12||</w:t>
+        <w:t>बालोद्यद्भास्कराभो बुधजनकमलोद्बोधने दक्षमूर्तिः</w:t>
+      </w:r>
+      <w:r>
+        <w:br/>
+      </w:r>
+      <w:r>
+        <w:rPr>
+          <w:rFonts w:cs="Noto Serif Devanagari" w:hAnsi="Noto Serif Devanagari"/>
+          <w:sz w:val="24"/>
+        </w:rPr>
+        <w:t>कारुण्याब्धिहिमांशोरिव जनहृदयोत्तापशान्त्येकमूर्तिः।</w:t>
+      </w:r>
+      <w:r>
+        <w:br/>
+      </w:r>
+      <w:r>
+        <w:rPr>
+          <w:rFonts w:cs="Noto Serif Devanagari" w:hAnsi="Noto Serif Devanagari"/>
+          <w:sz w:val="24"/>
+        </w:rPr>
+        <w:t>प्रेमध्यानातिदक्षो नटनविधिकलासद्गुणाढ्यो महात्मा</w:t>
+      </w:r>
+      <w:r>
+        <w:br/>
+      </w:r>
+      <w:r>
+        <w:rPr>
+          <w:rFonts w:cs="Noto Serif Devanagari" w:hAnsi="Noto Serif Devanagari"/>
+          <w:sz w:val="24"/>
+        </w:rPr>
+        <w:t>श्रीयुक्ताद्वैतवर्यः परमरसकलाचार्य ईशो विरेजे॥२०॥</w:t>
+      </w:r>
+    </w:p>
+    <w:p>
+      <w:pPr>
+        <w:spacing w:after="60"/>
+        <w:jc w:val="both"/>
+      </w:pPr>
+      <w:r>
+        <w:rPr>
+          <w:b w:val="0"/>
+          <w:i/>
+        </w:rPr>
+        <w:t>bālodyadbhāskarābho budhajanakamalodbodhane dakṣamūrtiḥ</w:t>
+      </w:r>
+      <w:r>
+        <w:br/>
+      </w:r>
+      <w:r>
+        <w:rPr>
+          <w:b w:val="0"/>
+          <w:i/>
+        </w:rPr>
+        <w:t>kāruṇyābdhihimāṁśoriva janahṛdayottāpaśāntyekamūrtiḥ|</w:t>
+      </w:r>
+      <w:r>
+        <w:br/>
+      </w:r>
+      <w:r>
+        <w:rPr>
+          <w:b w:val="0"/>
+          <w:i/>
+        </w:rPr>
+        <w:t>premadhyānātidakṣo naṭanavidhikalāsadguṇāḍhyo mahātmā</w:t>
+      </w:r>
+      <w:r>
+        <w:br/>
+      </w:r>
+      <w:r>
+        <w:rPr>
+          <w:b w:val="0"/>
+          <w:i/>
+        </w:rPr>
+        <w:t>śrīyuktādvaitavaryaḥ paramarasakalācārya īśo vireje||20||</w:t>
       </w:r>
     </w:p>
     <w:p>
@@ -1403,7 +2270,7 @@
         <w:t>Word for word:</w:t>
       </w:r>
       <w:r>
-        <w:t xml:space="preserve"> nirmala — pure (my thought); bhati — shines; satatam — ever; krishna-smarana-sampada — by the wealth of remembering Krishna; vaishnava-ajna — the Vaishnava's command; hi — surely; phala-da — fruitful; bhavishyati — will be; na — not; cha — and; anyatha — otherwise.</w:t>
+        <w:t xml:space="preserve"> bala-udyad-bhaskara-abhah — radiant as the rising morning sun; budha-jana-kamala-udbodhane — in awakening the lotuses that are the wise; daksha-murtih — skilful; karunya-abdhi-himamshoh — of the moon of the ocean of compassion; iva — like; jana-hridaya-uttapa-shanti-eka-murtih — the very embodiment of cooling the burning of people's hearts; prema-dhyana-ati-dakshah — supreme in loving meditation; natana-vidhi-kala-sad-guna-adhyah — rich in the fine gift of the art of dance; maha-atma — the great soul; shri-yukta-advaita-varyah — the excellent Sri Advaita; parama-rasa-kala-acharyah — teacher of the art of the highest rasa; ishah — the master; vireje — shone.</w:t>
       </w:r>
     </w:p>
     <w:p>
@@ -1416,10 +2283,10 @@
           <w:b/>
           <w:i w:val="0"/>
         </w:rPr>
-        <w:t>12.</w:t>
-      </w:r>
-      <w:r>
-        <w:t xml:space="preserve"> It shines ever pure through the treasure of remembering Krishna; the Vaishnava's command will surely bear fruit, and not otherwise."</w:t>
+        <w:t>20.</w:t>
+      </w:r>
+      <w:r>
+        <w:t xml:space="preserve"> There shone the lord Sri Advaita, the most excellent, the great soul. Radiant as the rising morning sun, he knew how to awaken the wise as the sun awakens lotuses; like the moon born of the ocean of compassion, he was the one embodiment of the peace that cools the burning in people's hearts. Unsurpassed in loving meditation, rich in the fine gift of the art of dance, he was a teacher of the art of the highest rasa.</w:t>
       </w:r>
     </w:p>
     <w:p>
@@ -1427,7 +2294,7 @@
         <w:pStyle w:val="Heading3"/>
       </w:pPr>
       <w:r>
-        <w:t>Verse 13</w:t>
+        <w:t>Verse 21</w:t>
       </w:r>
     </w:p>
     <w:p>
@@ -1440,40 +2307,40 @@
           <w:rFonts w:cs="Noto Serif Devanagari" w:hAnsi="Noto Serif Devanagari"/>
           <w:sz w:val="24"/>
         </w:rPr>
-        <w:t>इत्युक्त्वा वक्तुमारेभे भगवद्भक्तिबृंहिताम्।</w:t>
-      </w:r>
-      <w:r>
-        <w:br/>
-      </w:r>
-      <w:r>
-        <w:rPr>
-          <w:rFonts w:cs="Noto Serif Devanagari" w:hAnsi="Noto Serif Devanagari"/>
-          <w:sz w:val="24"/>
-        </w:rPr>
-        <w:t>कथां धर्मार्थकामाय मोक्षाय विष्णुभक्तये॥१३॥</w:t>
-      </w:r>
-    </w:p>
-    <w:p>
-      <w:pPr>
-        <w:spacing w:after="60"/>
-        <w:jc w:val="both"/>
-      </w:pPr>
-      <w:r>
-        <w:rPr>
-          <w:b w:val="0"/>
-          <w:i/>
-        </w:rPr>
-        <w:t>ityuktvā vaktumārebhe bhagavadbhaktibṛṁhitām|</w:t>
-      </w:r>
-      <w:r>
-        <w:br/>
-      </w:r>
-      <w:r>
-        <w:rPr>
-          <w:b w:val="0"/>
-          <w:i/>
-        </w:rPr>
-        <w:t>kathāṁ dharmārthakāmāya mokṣāya viṣṇubhaktaye||13||</w:t>
+        <w:t>यत्र सर्वगुणवानतिरेजे चन्द्रशेखरगुरुर्द्विजराजः।</w:t>
+      </w:r>
+      <w:r>
+        <w:br/>
+      </w:r>
+      <w:r>
+        <w:rPr>
+          <w:rFonts w:cs="Noto Serif Devanagari" w:hAnsi="Noto Serif Devanagari"/>
+          <w:sz w:val="24"/>
+        </w:rPr>
+        <w:t>कृष्णनामकृषिताङ्गरुहः स प्रस्खलन्नयनवारिभिरार्द्रः॥२१॥</w:t>
+      </w:r>
+    </w:p>
+    <w:p>
+      <w:pPr>
+        <w:spacing w:after="60"/>
+        <w:jc w:val="both"/>
+      </w:pPr>
+      <w:r>
+        <w:rPr>
+          <w:b w:val="0"/>
+          <w:i/>
+        </w:rPr>
+        <w:t>yatra sarvaguṇavānatireje candraśekharagururdvijarājaḥ|</w:t>
+      </w:r>
+      <w:r>
+        <w:br/>
+      </w:r>
+      <w:r>
+        <w:rPr>
+          <w:b w:val="0"/>
+          <w:i/>
+        </w:rPr>
+        <w:t>kṛṣṇanāmakṛṣitāṅgaruhaḥ sa praskhalannayanavāribhirārdraḥ||21||</w:t>
       </w:r>
     </w:p>
     <w:p>
@@ -1489,7 +2356,7 @@
         <w:t>Word for word:</w:t>
       </w:r>
       <w:r>
-        <w:t xml:space="preserve"> iti — thus; uktva — having said; vaktum — to tell; arebhe — began; bhagavad-bhakti-brimhitam — enriched with devotion to Bhagavan; katham — the story; dharma-artha-kamaya — for dharma, wealth and desire; mokshaya — for liberation; vishnu-bhaktaye — for devotion to Vishnu.</w:t>
+        <w:t xml:space="preserve"> yatra — where; sarva-gunavan — endowed with every virtue; ati-reje — shone brightly; chandrashekhara-guruh — the teacher Chandrashekhara; dvija-rajah — king of the twice-born; krishna-nama-krishita-anga-ruhah — the hair of whose body stood on end at the name of Krishna; sah — he; praskhalan-nayana-varibhih — with streaming tears; ardrah — wet.</w:t>
       </w:r>
     </w:p>
     <w:p>
@@ -1502,10 +2369,21 @@
           <w:b/>
           <w:i w:val="0"/>
         </w:rPr>
-        <w:t>13.</w:t>
-      </w:r>
-      <w:r>
-        <w:t xml:space="preserve"> Having said this, he began to tell the story enriched with devotion to Bhagavan — for dharma, wealth and desire, for liberation, and for devotion to Vishnu.</w:t>
+        <w:t>21.</w:t>
+      </w:r>
+      <w:r>
+        <w:t xml:space="preserve"> There shone brightly the teacher Chandrashekhara, king of the twice-born</w:t>
+      </w:r>
+      <w:r>
+        <w:rPr>
+          <w:b w:val="0"/>
+          <w:i w:val="0"/>
+          <w:vertAlign w:val="superscript"/>
+        </w:rPr>
+        <w:t>7</w:t>
+      </w:r>
+      <w:r>
+        <w:t>, endowed with every virtue: at the name of Krishna the hair of his body stood on end, and he was wet with streaming tears.</w:t>
       </w:r>
     </w:p>
     <w:p>
@@ -1513,7 +2391,7 @@
         <w:pStyle w:val="Heading3"/>
       </w:pPr>
       <w:r>
-        <w:t>Verse 14</w:t>
+        <w:t>Verse 22</w:t>
       </w:r>
     </w:p>
     <w:p>
@@ -1526,80 +2404,40 @@
           <w:rFonts w:cs="Noto Serif Devanagari" w:hAnsi="Noto Serif Devanagari"/>
           <w:sz w:val="24"/>
         </w:rPr>
-        <w:t>नमामि चैतन्यमजं पुरातनं</w:t>
-      </w:r>
-      <w:r>
-        <w:br/>
-      </w:r>
-      <w:r>
-        <w:rPr>
-          <w:rFonts w:cs="Noto Serif Devanagari" w:hAnsi="Noto Serif Devanagari"/>
-          <w:sz w:val="24"/>
-        </w:rPr>
-        <w:t>चतुर्भुजं शङ्खगदाब्जचक्रिणम्।</w:t>
-      </w:r>
-      <w:r>
-        <w:br/>
-      </w:r>
-      <w:r>
-        <w:rPr>
-          <w:rFonts w:cs="Noto Serif Devanagari" w:hAnsi="Noto Serif Devanagari"/>
-          <w:sz w:val="24"/>
-        </w:rPr>
-        <w:t>श्रीवत्सलक्ष्माङ्कितवक्षसं हरिं</w:t>
-      </w:r>
-      <w:r>
-        <w:br/>
-      </w:r>
-      <w:r>
-        <w:rPr>
-          <w:rFonts w:cs="Noto Serif Devanagari" w:hAnsi="Noto Serif Devanagari"/>
-          <w:sz w:val="24"/>
-        </w:rPr>
-        <w:t>सद्भालसंलग्नमणिं सुवाससम्॥१४॥</w:t>
-      </w:r>
-    </w:p>
-    <w:p>
-      <w:pPr>
-        <w:spacing w:after="60"/>
-        <w:jc w:val="both"/>
-      </w:pPr>
-      <w:r>
-        <w:rPr>
-          <w:b w:val="0"/>
-          <w:i/>
-        </w:rPr>
-        <w:t>namāmi caitanyamajaṁ purātanaṁ</w:t>
-      </w:r>
-      <w:r>
-        <w:br/>
-      </w:r>
-      <w:r>
-        <w:rPr>
-          <w:b w:val="0"/>
-          <w:i/>
-        </w:rPr>
-        <w:t>caturbhujaṁ śaṅkhagadābjacakriṇam|</w:t>
-      </w:r>
-      <w:r>
-        <w:br/>
-      </w:r>
-      <w:r>
-        <w:rPr>
-          <w:b w:val="0"/>
-          <w:i/>
-        </w:rPr>
-        <w:t>śrīvatsalakṣmāṅkitavakṣasaṁ hariṁ</w:t>
-      </w:r>
-      <w:r>
-        <w:br/>
-      </w:r>
-      <w:r>
-        <w:rPr>
-          <w:b w:val="0"/>
-          <w:i/>
-        </w:rPr>
-        <w:t>sadbhālasaṁlagnamaṇiṁ suvāsasam||14||</w:t>
+        <w:t>यत्र नृत्यति मुनौ हरिदासे दासवत्सलतया जगदीशः।</w:t>
+      </w:r>
+      <w:r>
+        <w:br/>
+      </w:r>
+      <w:r>
+        <w:rPr>
+          <w:rFonts w:cs="Noto Serif Devanagari" w:hAnsi="Noto Serif Devanagari"/>
+          <w:sz w:val="24"/>
+        </w:rPr>
+        <w:t>खेचरैः सुरगणैः समहेशैर्लास्यमाशु परिपश्यति हृष्टः॥२२॥</w:t>
+      </w:r>
+    </w:p>
+    <w:p>
+      <w:pPr>
+        <w:spacing w:after="60"/>
+        <w:jc w:val="both"/>
+      </w:pPr>
+      <w:r>
+        <w:rPr>
+          <w:b w:val="0"/>
+          <w:i/>
+        </w:rPr>
+        <w:t>yatra nṛtyati munau haridāse dāsavatsalatayā jagadīśaḥ|</w:t>
+      </w:r>
+      <w:r>
+        <w:br/>
+      </w:r>
+      <w:r>
+        <w:rPr>
+          <w:b w:val="0"/>
+          <w:i/>
+        </w:rPr>
+        <w:t>khecaraiḥ suragaṇaiḥ samaheśairlāsyamāśu paripaśyati hṛṣṭaḥ||22||</w:t>
       </w:r>
     </w:p>
     <w:p>
@@ -1615,7 +2453,7 @@
         <w:t>Word for word:</w:t>
       </w:r>
       <w:r>
-        <w:t xml:space="preserve"> namami — I bow; chaitanyam — to Chaitanya; ajam — the unborn; puratanam — the primeval; chatur-bhujam — four-armed; shankha-gada-abja-chakrinam — bearing conch, mace, lotus and disc; shrivatsa-lakshma-ankita-vakshasam — whose chest is marked with the sign of Shrivatsa; harim — Hari; sad-bhala-samlagna-manim — with a gem set on his fair forehead; su-vasasam — finely clad.</w:t>
+        <w:t xml:space="preserve"> yatra — where; nrityati — while dancing; munau — the sage; haridase — Haridasa; dasa-vatsalataya — out of love for his servant; jagat-ishah — the Lord of the world; khecharaih — moving in the sky; sura-ganaih — with the hosts of gods; sa-maheshaih — together with Mahesha; lasyam — the dance; ashu — at once; paripashyati — watches; hrishtah — delighted.</w:t>
       </w:r>
     </w:p>
     <w:p>
@@ -1628,10 +2466,10 @@
           <w:b/>
           <w:i w:val="0"/>
         </w:rPr>
-        <w:t>14.</w:t>
-      </w:r>
-      <w:r>
-        <w:t xml:space="preserve"> I bow to Chaitanya — the unborn, the primeval, the four-armed, bearing conch, mace, lotus and disc — to Hari, whose chest is marked with the sign of Shrivatsa, with a gem upon His fair forehead, finely clad.</w:t>
+        <w:t>22.</w:t>
+      </w:r>
+      <w:r>
+        <w:t xml:space="preserve"> There, when the sage Haridasa dances, the Lord of the world, out of love for His servant, at once looks on that dance with delight, together with the hosts of gods who roam the sky, and with Mahesha.</w:t>
       </w:r>
     </w:p>
     <w:p>
@@ -1639,7 +2477,7 @@
         <w:pStyle w:val="Heading3"/>
       </w:pPr>
       <w:r>
-        <w:t>Verse 15</w:t>
+        <w:t>Verse 23</w:t>
       </w:r>
     </w:p>
     <w:p>
@@ -1652,80 +2490,40 @@
           <w:rFonts w:cs="Noto Serif Devanagari" w:hAnsi="Noto Serif Devanagari"/>
           <w:sz w:val="24"/>
         </w:rPr>
-        <w:t>वदामि काञ्चिद्भगवत्कथां सतां</w:t>
-      </w:r>
-      <w:r>
-        <w:br/>
-      </w:r>
-      <w:r>
-        <w:rPr>
-          <w:rFonts w:cs="Noto Serif Devanagari" w:hAnsi="Noto Serif Devanagari"/>
-          <w:sz w:val="24"/>
-        </w:rPr>
-        <w:t>हर्षाय किञ्चित्स्खलनं यदा भवेत्।</w:t>
-      </w:r>
-      <w:r>
-        <w:br/>
-      </w:r>
-      <w:r>
-        <w:rPr>
-          <w:rFonts w:cs="Noto Serif Devanagari" w:hAnsi="Noto Serif Devanagari"/>
-          <w:sz w:val="24"/>
-        </w:rPr>
-        <w:t>तदात्र संशोधयितुं महत्तमाः</w:t>
-      </w:r>
-      <w:r>
-        <w:br/>
-      </w:r>
-      <w:r>
-        <w:rPr>
-          <w:rFonts w:cs="Noto Serif Devanagari" w:hAnsi="Noto Serif Devanagari"/>
-          <w:sz w:val="24"/>
-        </w:rPr>
-        <w:t>प्रमाणमेवात्र परोपकारिणः॥१५॥</w:t>
-      </w:r>
-    </w:p>
-    <w:p>
-      <w:pPr>
-        <w:spacing w:after="60"/>
-        <w:jc w:val="both"/>
-      </w:pPr>
-      <w:r>
-        <w:rPr>
-          <w:b w:val="0"/>
-          <w:i/>
-        </w:rPr>
-        <w:t>vadāmi kāñcidbhagavatkathāṁ satāṁ</w:t>
-      </w:r>
-      <w:r>
-        <w:br/>
-      </w:r>
-      <w:r>
-        <w:rPr>
-          <w:b w:val="0"/>
-          <w:i/>
-        </w:rPr>
-        <w:t>harṣāya kiñcitskhalanaṁ yadā bhavet|</w:t>
-      </w:r>
-      <w:r>
-        <w:br/>
-      </w:r>
-      <w:r>
-        <w:rPr>
-          <w:b w:val="0"/>
-          <w:i/>
-        </w:rPr>
-        <w:t>tadātra saṁśodhayituṁ mahattamāḥ</w:t>
-      </w:r>
-      <w:r>
-        <w:br/>
-      </w:r>
-      <w:r>
-        <w:rPr>
-          <w:b w:val="0"/>
-          <w:i/>
-        </w:rPr>
-        <w:t>pramāṇamevātra paropakāriṇaḥ||15||</w:t>
+        <w:t>यत्र विष्णुपदसम्भवा सरिद्वेगवत्यतितरां करुणार्द्रा।</w:t>
+      </w:r>
+      <w:r>
+        <w:br/>
+      </w:r>
+      <w:r>
+        <w:rPr>
+          <w:rFonts w:cs="Noto Serif Devanagari" w:hAnsi="Noto Serif Devanagari"/>
+          <w:sz w:val="24"/>
+        </w:rPr>
+        <w:t>स्पर्धया रविसुतासरयूणां या दधार कनकोज्ज्वलं हरिम्॥२३॥</w:t>
+      </w:r>
+    </w:p>
+    <w:p>
+      <w:pPr>
+        <w:spacing w:after="60"/>
+        <w:jc w:val="both"/>
+      </w:pPr>
+      <w:r>
+        <w:rPr>
+          <w:b w:val="0"/>
+          <w:i/>
+        </w:rPr>
+        <w:t>yatra viṣṇupadasambhavā saridvegavatyatitarāṁ karuṇārdrā|</w:t>
+      </w:r>
+      <w:r>
+        <w:br/>
+      </w:r>
+      <w:r>
+        <w:rPr>
+          <w:b w:val="0"/>
+          <w:i/>
+        </w:rPr>
+        <w:t>spardhayā ravisutāsarayūṇāṁ yā dadhāra kanakojjvalaṁ harim||23||</w:t>
       </w:r>
     </w:p>
     <w:p>
@@ -1741,7 +2539,7 @@
         <w:t>Word for word:</w:t>
       </w:r>
       <w:r>
-        <w:t xml:space="preserve"> vadami — I shall tell; kanchit — some; bhagavat-katham — story of Bhagavan; satam — of the virtuous; harshaya — for the delight; kinchit — some; skhalanam — slip; yada — if; bhavet — should occur; tada — then; atra — here; samshodhayitum — to correct; mahattamah — the greatest souls; pramanam — the authority; eva — indeed; atra — in this; para-upakarinah — who do good to others.</w:t>
+        <w:t xml:space="preserve"> yatra — where; vishnu-pada-sambhava — born from Vishnu's foot; sarit — the river; vegavati — swift; ati-taram — exceedingly; karuna-ardra — moist with compassion; spardhaya — in rivalry; ravi-suta-sarayunam — with the daughter of the Sun (the Yamuna) and the Sarayu; ya — who; dadhara — bore; kanaka-ujjvalam — shining like gold; harim — Hari.</w:t>
       </w:r>
     </w:p>
     <w:p>
@@ -1754,10 +2552,21 @@
           <w:b/>
           <w:i w:val="0"/>
         </w:rPr>
-        <w:t>15.</w:t>
-      </w:r>
-      <w:r>
-        <w:t xml:space="preserve"> I shall tell something of the stories of Bhagavan for the delight of the virtuous. And if some slip should occur, then to correct it here is the task of the greatest souls, who do good to others: they alone are the authority in this.</w:t>
+        <w:t>23.</w:t>
+      </w:r>
+      <w:r>
+        <w:t xml:space="preserve"> There flows the river born from Vishnu's foot — swift, and brimming with the waters of compassion; vying with the Yamuna, daughter of the Sun, and with the Sarayu, she has received Hari, shining like gold</w:t>
+      </w:r>
+      <w:r>
+        <w:rPr>
+          <w:b w:val="0"/>
+          <w:i w:val="0"/>
+          <w:vertAlign w:val="superscript"/>
+        </w:rPr>
+        <w:t>8</w:t>
+      </w:r>
+      <w:r>
+        <w:t>.</w:t>
       </w:r>
     </w:p>
     <w:p>
@@ -1765,7 +2574,7 @@
         <w:pStyle w:val="Heading3"/>
       </w:pPr>
       <w:r>
-        <w:t>Verse 16</w:t>
+        <w:t>Verse 24</w:t>
       </w:r>
     </w:p>
     <w:p>
@@ -1778,40 +2587,80 @@
           <w:rFonts w:cs="Noto Serif Devanagari" w:hAnsi="Noto Serif Devanagari"/>
           <w:sz w:val="24"/>
         </w:rPr>
-        <w:t>नवद्वीप इति ख्याते क्षेत्रे परमवैष्णवे।</w:t>
-      </w:r>
-      <w:r>
-        <w:br/>
-      </w:r>
-      <w:r>
-        <w:rPr>
-          <w:rFonts w:cs="Noto Serif Devanagari" w:hAnsi="Noto Serif Devanagari"/>
-          <w:sz w:val="24"/>
-        </w:rPr>
-        <w:t>ब्राह्मणाः साधवः शान्ता वैष्णवाः सत्कुलोद्भवाः॥१६॥</w:t>
-      </w:r>
-    </w:p>
-    <w:p>
-      <w:pPr>
-        <w:spacing w:after="60"/>
-        <w:jc w:val="both"/>
-      </w:pPr>
-      <w:r>
-        <w:rPr>
-          <w:b w:val="0"/>
-          <w:i/>
-        </w:rPr>
-        <w:t>navadvīpa iti khyāte kṣetre paramavaiṣṇave|</w:t>
-      </w:r>
-      <w:r>
-        <w:br/>
-      </w:r>
-      <w:r>
-        <w:rPr>
-          <w:b w:val="0"/>
-          <w:i/>
-        </w:rPr>
-        <w:t>brāhmaṇāḥ sādhavaḥ śāntā vaiṣṇavāḥ satkulodbhavāḥ||16||</w:t>
+        <w:t>जगन्नाथस्तस्मिन् द्विजकुलपयोधीन्दुसदृशो-</w:t>
+      </w:r>
+      <w:r>
+        <w:br/>
+      </w:r>
+      <w:r>
+        <w:rPr>
+          <w:rFonts w:cs="Noto Serif Devanagari" w:hAnsi="Noto Serif Devanagari"/>
+          <w:sz w:val="24"/>
+        </w:rPr>
+        <w:t>ऽभवद्वेदाचार्यः सकलगुणयुक्तो गुरुसमः।</w:t>
+      </w:r>
+      <w:r>
+        <w:br/>
+      </w:r>
+      <w:r>
+        <w:rPr>
+          <w:rFonts w:cs="Noto Serif Devanagari" w:hAnsi="Noto Serif Devanagari"/>
+          <w:sz w:val="24"/>
+        </w:rPr>
+        <w:t>स कृष्णाङ्घ्रिध्यानप्रबलतरयोगेन मनसा</w:t>
+      </w:r>
+      <w:r>
+        <w:br/>
+      </w:r>
+      <w:r>
+        <w:rPr>
+          <w:rFonts w:cs="Noto Serif Devanagari" w:hAnsi="Noto Serif Devanagari"/>
+          <w:sz w:val="24"/>
+        </w:rPr>
+        <w:t>विशुद्धः प्रेमार्द्रो नवशशिकलेवाशु ववृधे॥२४॥</w:t>
+      </w:r>
+    </w:p>
+    <w:p>
+      <w:pPr>
+        <w:spacing w:after="60"/>
+        <w:jc w:val="both"/>
+      </w:pPr>
+      <w:r>
+        <w:rPr>
+          <w:b w:val="0"/>
+          <w:i/>
+        </w:rPr>
+        <w:t>jagannāthastasmin dvijakulapayodhīndusadṛśo-</w:t>
+      </w:r>
+      <w:r>
+        <w:br/>
+      </w:r>
+      <w:r>
+        <w:rPr>
+          <w:b w:val="0"/>
+          <w:i/>
+        </w:rPr>
+        <w:t>'bhavadvedācāryaḥ sakalaguṇayukto gurusamaḥ|</w:t>
+      </w:r>
+      <w:r>
+        <w:br/>
+      </w:r>
+      <w:r>
+        <w:rPr>
+          <w:b w:val="0"/>
+          <w:i/>
+        </w:rPr>
+        <w:t>sa kṛṣṇāṅghridhyānaprabalatarayogena manasā</w:t>
+      </w:r>
+      <w:r>
+        <w:br/>
+      </w:r>
+      <w:r>
+        <w:rPr>
+          <w:b w:val="0"/>
+          <w:i/>
+        </w:rPr>
+        <w:t>viśuddhaḥ premārdro navaśaśikalevāśu vavṛdhe||24||</w:t>
       </w:r>
     </w:p>
     <w:p>
@@ -1827,7 +2676,7 @@
         <w:t>Word for word:</w:t>
       </w:r>
       <w:r>
-        <w:t xml:space="preserve"> navadvipe — Navadvipa; iti — thus; khyate — known as; kshetre — in the holy place; parama-vaishnave — supremely Vaishnava; brahmanah — brahmanas; sadhavah — saintly; shantah — peaceful; vaishnavah — Vaishnavas; sat-kula-udbhavah — born in good families.</w:t>
+        <w:t xml:space="preserve"> jagannathah — Jagannatha; tasmin — in it (Navadvipa); dvija-kula-payodhi-indu-sadrishah — like the moon in the ocean of the twice-born race; abhavat — there was; veda-acharyah — a teacher of the Vedas; sakala-guna-yuktah — endowed with all virtues; guru-samah — equal to Guru (Brihaspati); sah — he; krishna-anghri-dhyana-prabala-tara-yogena — by the mighty yoga of meditation on Krishna's feet; manasa — in mind; vishuddhah — purified; prema-ardrah — moist with love; nava-shashi-kala — the crescent of the new moon; iva — like; ashu — swiftly; vavridhe — grew.</w:t>
       </w:r>
     </w:p>
     <w:p>
@@ -1840,862 +2689,10 @@
           <w:b/>
           <w:i w:val="0"/>
         </w:rPr>
-        <w:t>16.</w:t>
-      </w:r>
-      <w:r>
-        <w:t xml:space="preserve"> In the holy place known as Navadvipa, supremely Vaishnava, there lived brahmanas — saintly, peaceful, Vaishnavas, born in good families,</w:t>
-      </w:r>
-    </w:p>
-    <w:p>
-      <w:pPr>
-        <w:pStyle w:val="Heading3"/>
-      </w:pPr>
-      <w:r>
-        <w:t>Verse 17</w:t>
-      </w:r>
-    </w:p>
-    <w:p>
-      <w:pPr>
-        <w:spacing w:after="60"/>
-        <w:ind w:left="567"/>
-      </w:pPr>
-      <w:r>
-        <w:rPr>
-          <w:rFonts w:cs="Noto Serif Devanagari" w:hAnsi="Noto Serif Devanagari"/>
-          <w:sz w:val="24"/>
-        </w:rPr>
-        <w:t>महान्तः कर्मनिपुणाः सर्वे शास्त्रार्थपारगाः।</w:t>
-      </w:r>
-      <w:r>
-        <w:br/>
-      </w:r>
-      <w:r>
-        <w:rPr>
-          <w:rFonts w:cs="Noto Serif Devanagari" w:hAnsi="Noto Serif Devanagari"/>
-          <w:sz w:val="24"/>
-        </w:rPr>
-        <w:t>अन्ये च सन्ति बहुशो भिषक्शूद्रवणिग्जनाः॥१७॥</w:t>
-      </w:r>
-    </w:p>
-    <w:p>
-      <w:pPr>
-        <w:spacing w:after="60"/>
-        <w:jc w:val="both"/>
-      </w:pPr>
-      <w:r>
-        <w:rPr>
-          <w:b w:val="0"/>
-          <w:i/>
-        </w:rPr>
-        <w:t>mahāntaḥ karmanipuṇāḥ sarve śāstrārthapāragāḥ|</w:t>
-      </w:r>
-      <w:r>
-        <w:br/>
-      </w:r>
-      <w:r>
-        <w:rPr>
-          <w:b w:val="0"/>
-          <w:i/>
-        </w:rPr>
-        <w:t>anye ca santi bahuśo bhiṣakśūdravaṇigjanāḥ||17||</w:t>
-      </w:r>
-    </w:p>
-    <w:p>
-      <w:pPr>
-        <w:spacing w:after="60"/>
-        <w:jc w:val="both"/>
-      </w:pPr>
-      <w:r>
-        <w:rPr>
-          <w:b w:val="0"/>
-          <w:i/>
-        </w:rPr>
-        <w:t>Word for word:</w:t>
-      </w:r>
-      <w:r>
-        <w:t xml:space="preserve"> mahantah — great; karma-nipunah — skilled in rites; sarve — all; shastra-artha-paragah — masters of the meaning of the scriptures; anye — others; cha — and; santi — there are; bahushah — in great numbers; bhishak-shudra-vanig-janah — physicians, shudras and merchants.</w:t>
-      </w:r>
-    </w:p>
-    <w:p>
-      <w:pPr>
-        <w:spacing w:after="60"/>
-        <w:ind w:left="510" w:hanging="510"/>
-      </w:pPr>
-      <w:r>
-        <w:rPr>
-          <w:b/>
-          <w:i w:val="0"/>
-        </w:rPr>
-        <w:t>17.</w:t>
-      </w:r>
-      <w:r>
-        <w:t xml:space="preserve"> great, skilled in rites, all masters of the meaning of the scriptures; and there are also many other people there — physicians, shudras and merchants.</w:t>
-      </w:r>
-    </w:p>
-    <w:p>
-      <w:pPr>
-        <w:pStyle w:val="Heading3"/>
-      </w:pPr>
-      <w:r>
-        <w:t>Verse 18</w:t>
-      </w:r>
-    </w:p>
-    <w:p>
-      <w:pPr>
-        <w:spacing w:after="60"/>
-        <w:ind w:left="567"/>
-      </w:pPr>
-      <w:r>
-        <w:rPr>
-          <w:rFonts w:cs="Noto Serif Devanagari" w:hAnsi="Noto Serif Devanagari"/>
-          <w:sz w:val="24"/>
-        </w:rPr>
-        <w:t>स्वाचारनिरताः शुद्धाः सर्वे विद्योपजीविनः।</w:t>
-      </w:r>
-      <w:r>
-        <w:br/>
-      </w:r>
-      <w:r>
-        <w:rPr>
-          <w:rFonts w:cs="Noto Serif Devanagari" w:hAnsi="Noto Serif Devanagari"/>
-          <w:sz w:val="24"/>
-        </w:rPr>
-        <w:t>तत्र देवव्रताः सर्वे वैकुण्ठभवनोपमे॥१८॥</w:t>
-      </w:r>
-    </w:p>
-    <w:p>
-      <w:pPr>
-        <w:spacing w:after="60"/>
-        <w:jc w:val="both"/>
-      </w:pPr>
-      <w:r>
-        <w:rPr>
-          <w:b w:val="0"/>
-          <w:i/>
-        </w:rPr>
-        <w:t>svācāraniratāḥ śuddhāḥ sarve vidyopajīvinaḥ|</w:t>
-      </w:r>
-      <w:r>
-        <w:br/>
-      </w:r>
-      <w:r>
-        <w:rPr>
-          <w:b w:val="0"/>
-          <w:i/>
-        </w:rPr>
-        <w:t>tatra devavratāḥ sarve vaikuṇṭhabhavanopame||18||</w:t>
-      </w:r>
-    </w:p>
-    <w:p>
-      <w:pPr>
-        <w:spacing w:after="60"/>
-        <w:jc w:val="both"/>
-      </w:pPr>
-      <w:r>
-        <w:rPr>
-          <w:b w:val="0"/>
-          <w:i/>
-        </w:rPr>
-        <w:t>Word for word:</w:t>
-      </w:r>
-      <w:r>
-        <w:t xml:space="preserve"> sva-achara-niratah — devoted to their own duties; shuddhah — pure; sarve — all; vidya-upajivinah — living by learning; tatra — there; deva-vratah — vowed to God; sarve — all; vaikuntha-bhavana-upame — (in that place) like the abode of Vaikuntha.</w:t>
-      </w:r>
-    </w:p>
-    <w:p>
-      <w:pPr>
-        <w:spacing w:after="60"/>
-        <w:ind w:left="510" w:hanging="510"/>
-      </w:pPr>
-      <w:r>
-        <w:rPr>
-          <w:b/>
-          <w:i w:val="0"/>
-        </w:rPr>
-        <w:t>18.</w:t>
-      </w:r>
-      <w:r>
-        <w:t xml:space="preserve"> All of them are devoted to their own duties and pure, all live by learning; all of them there have vowed themselves to God — in that place which is like the abode of Vaikuntha.</w:t>
-      </w:r>
-    </w:p>
-    <w:p>
-      <w:pPr>
-        <w:pStyle w:val="Heading3"/>
-      </w:pPr>
-      <w:r>
-        <w:t>Verse 19</w:t>
-      </w:r>
-    </w:p>
-    <w:p>
-      <w:pPr>
-        <w:spacing w:after="60"/>
-        <w:ind w:left="567"/>
-      </w:pPr>
-      <w:r>
-        <w:rPr>
-          <w:rFonts w:cs="Noto Serif Devanagari" w:hAnsi="Noto Serif Devanagari"/>
-          <w:sz w:val="24"/>
-        </w:rPr>
-        <w:t>श्रीवासो यत्र रेजे हरिपदकमलप्रोल्लसन्मत्तभृङ्गः</w:t>
-      </w:r>
-      <w:r>
-        <w:br/>
-      </w:r>
-      <w:r>
-        <w:rPr>
-          <w:rFonts w:cs="Noto Serif Devanagari" w:hAnsi="Noto Serif Devanagari"/>
-          <w:sz w:val="24"/>
-        </w:rPr>
-        <w:t>प्रेमार्द्रोद्धूतबाहुः परमरसमदैर्गायतीशं सदोत्कः।</w:t>
-      </w:r>
-      <w:r>
-        <w:br/>
-      </w:r>
-      <w:r>
-        <w:rPr>
-          <w:rFonts w:cs="Noto Serif Devanagari" w:hAnsi="Noto Serif Devanagari"/>
-          <w:sz w:val="24"/>
-        </w:rPr>
-        <w:t>गोपीनाथो द्विजाग्र्यः श्रवणपथगते नाम्नि कृष्णस्य मत्तो-</w:t>
-      </w:r>
-      <w:r>
-        <w:br/>
-      </w:r>
-      <w:r>
-        <w:rPr>
-          <w:rFonts w:cs="Noto Serif Devanagari" w:hAnsi="Noto Serif Devanagari"/>
-          <w:sz w:val="24"/>
-        </w:rPr>
-        <w:t>ऽत्युच्चै रौति स्म भूयो लयतरलकरो नृत्यति स्मातिवेलम्॥१९॥</w:t>
-      </w:r>
-    </w:p>
-    <w:p>
-      <w:pPr>
-        <w:spacing w:after="60"/>
-        <w:jc w:val="both"/>
-      </w:pPr>
-      <w:r>
-        <w:rPr>
-          <w:b w:val="0"/>
-          <w:i/>
-        </w:rPr>
-        <w:t>śrīvāso yatra reje haripadakamalaprollasanmattabhṛṅgaḥ</w:t>
-      </w:r>
-      <w:r>
-        <w:br/>
-      </w:r>
-      <w:r>
-        <w:rPr>
-          <w:b w:val="0"/>
-          <w:i/>
-        </w:rPr>
-        <w:t>premārdroddhūtabāhuḥ paramarasamadairgāyatīśaṁ sadotkaḥ|</w:t>
-      </w:r>
-      <w:r>
-        <w:br/>
-      </w:r>
-      <w:r>
-        <w:rPr>
-          <w:b w:val="0"/>
-          <w:i/>
-        </w:rPr>
-        <w:t>gopīnātho dvijāgryaḥ śravaṇapathagate nāmni kṛṣṇasya matto-</w:t>
-      </w:r>
-      <w:r>
-        <w:br/>
-      </w:r>
-      <w:r>
-        <w:rPr>
-          <w:b w:val="0"/>
-          <w:i/>
-        </w:rPr>
-        <w:t>'tyuccai rauti sma bhūyo layataralakaro nṛtyati smātivelam||19||</w:t>
-      </w:r>
-    </w:p>
-    <w:p>
-      <w:pPr>
-        <w:spacing w:after="60"/>
-        <w:jc w:val="both"/>
-      </w:pPr>
-      <w:r>
-        <w:rPr>
-          <w:b w:val="0"/>
-          <w:i/>
-        </w:rPr>
-        <w:t>Word for word:</w:t>
-      </w:r>
-      <w:r>
-        <w:t xml:space="preserve"> shrivasah — Srivasa; yatra — where; reje — shone; hari-pada-kamala-prollasan-matta-bhringah — an intoxicated bee sporting at Hari's lotus feet; prema-ardra-uddhuta-bahuh — moist with love, with arms flung up; parama-rasa-madaih — in the rapture of the highest rasa; gayati — sings; isham — the Lord; sada-utkah — ever eager; gopinathah — Gopinatha; dvija-agryah — foremost of the twice-born; shravana-patha-gate — having reached the path of hearing; namni — the name; krishnasya — of Krishna; mattah — intoxicated; ati-uchchaih — very loudly; rauti sma — cried; bhuyah — again; laya-tarala-karah — his hands quivering in rhythm; nrityati sma — danced; ati-velam — beyond measure.</w:t>
-      </w:r>
-    </w:p>
-    <w:p>
-      <w:pPr>
-        <w:spacing w:after="60"/>
-        <w:ind w:left="510" w:hanging="510"/>
-      </w:pPr>
-      <w:r>
-        <w:rPr>
-          <w:b/>
-          <w:i w:val="0"/>
-        </w:rPr>
-        <w:t>19.</w:t>
-      </w:r>
-      <w:r>
-        <w:t xml:space="preserve"> There shone Srivasa, an intoxicated bee sporting at the lotus feet of Hari: moist with love, his arms flung up</w:t>
-      </w:r>
-      <w:r>
-        <w:rPr>
-          <w:b w:val="0"/>
-          <w:i w:val="0"/>
-          <w:vertAlign w:val="superscript"/>
-        </w:rPr>
-        <w:t>5</w:t>
-      </w:r>
-      <w:r>
-        <w:t>, ever eager, he sings of the Lord in the rapture of the highest rasa. There too was Gopinatha</w:t>
-      </w:r>
-      <w:r>
-        <w:rPr>
-          <w:b w:val="0"/>
-          <w:i w:val="0"/>
-          <w:vertAlign w:val="superscript"/>
-        </w:rPr>
-        <w:t>6</w:t>
-      </w:r>
-      <w:r>
-        <w:t>, foremost of the twice-born: as soon as the name of Krishna reached his ears, he, intoxicated, wept aloud again and again and danced beyond measure, his hands quivering in rhythm.</w:t>
-      </w:r>
-    </w:p>
-    <w:p>
-      <w:pPr>
-        <w:pStyle w:val="Heading3"/>
-      </w:pPr>
-      <w:r>
-        <w:t>Verse 20</w:t>
-      </w:r>
-    </w:p>
-    <w:p>
-      <w:pPr>
-        <w:spacing w:after="60"/>
-        <w:ind w:left="567"/>
-      </w:pPr>
-      <w:r>
-        <w:rPr>
-          <w:rFonts w:cs="Noto Serif Devanagari" w:hAnsi="Noto Serif Devanagari"/>
-          <w:sz w:val="24"/>
-        </w:rPr>
-        <w:t>बालोद्यद्भास्कराभो बुधजनकमलोद्बोधने दक्षमूर्तिः</w:t>
-      </w:r>
-      <w:r>
-        <w:br/>
-      </w:r>
-      <w:r>
-        <w:rPr>
-          <w:rFonts w:cs="Noto Serif Devanagari" w:hAnsi="Noto Serif Devanagari"/>
-          <w:sz w:val="24"/>
-        </w:rPr>
-        <w:t>कारुण्याब्धिहिमांशोरिव जनहृदयोत्तापशान्त्येकमूर्तिः।</w:t>
-      </w:r>
-      <w:r>
-        <w:br/>
-      </w:r>
-      <w:r>
-        <w:rPr>
-          <w:rFonts w:cs="Noto Serif Devanagari" w:hAnsi="Noto Serif Devanagari"/>
-          <w:sz w:val="24"/>
-        </w:rPr>
-        <w:t>प्रेमध्यानातिदक्षो नटनविधिकलासद्गुणाढ्यो महात्मा</w:t>
-      </w:r>
-      <w:r>
-        <w:br/>
-      </w:r>
-      <w:r>
-        <w:rPr>
-          <w:rFonts w:cs="Noto Serif Devanagari" w:hAnsi="Noto Serif Devanagari"/>
-          <w:sz w:val="24"/>
-        </w:rPr>
-        <w:t>श्रीयुक्ताद्वैतवर्यः परमरसकलाचार्य ईशो विरेजे॥२०॥</w:t>
-      </w:r>
-    </w:p>
-    <w:p>
-      <w:pPr>
-        <w:spacing w:after="60"/>
-        <w:jc w:val="both"/>
-      </w:pPr>
-      <w:r>
-        <w:rPr>
-          <w:b w:val="0"/>
-          <w:i/>
-        </w:rPr>
-        <w:t>bālodyadbhāskarābho budhajanakamalodbodhane dakṣamūrtiḥ</w:t>
-      </w:r>
-      <w:r>
-        <w:br/>
-      </w:r>
-      <w:r>
-        <w:rPr>
-          <w:b w:val="0"/>
-          <w:i/>
-        </w:rPr>
-        <w:t>kāruṇyābdhihimāṁśoriva janahṛdayottāpaśāntyekamūrtiḥ|</w:t>
-      </w:r>
-      <w:r>
-        <w:br/>
-      </w:r>
-      <w:r>
-        <w:rPr>
-          <w:b w:val="0"/>
-          <w:i/>
-        </w:rPr>
-        <w:t>premadhyānātidakṣo naṭanavidhikalāsadguṇāḍhyo mahātmā</w:t>
-      </w:r>
-      <w:r>
-        <w:br/>
-      </w:r>
-      <w:r>
-        <w:rPr>
-          <w:b w:val="0"/>
-          <w:i/>
-        </w:rPr>
-        <w:t>śrīyuktādvaitavaryaḥ paramarasakalācārya īśo vireje||20||</w:t>
-      </w:r>
-    </w:p>
-    <w:p>
-      <w:pPr>
-        <w:spacing w:after="60"/>
-        <w:jc w:val="both"/>
-      </w:pPr>
-      <w:r>
-        <w:rPr>
-          <w:b w:val="0"/>
-          <w:i/>
-        </w:rPr>
-        <w:t>Word for word:</w:t>
-      </w:r>
-      <w:r>
-        <w:t xml:space="preserve"> bala-udyad-bhaskara-abhah — radiant as the rising morning sun; budha-jana-kamala-udbodhane — in awakening the lotuses that are the wise; daksha-murtih — skilful; karunya-abdhi-himamshoh — of the moon of the ocean of compassion; iva — like; jana-hridaya-uttapa-shanti-eka-murtih — the very embodiment of cooling the burning of people's hearts; prema-dhyana-ati-dakshah — supreme in loving meditation; natana-vidhi-kala-sad-guna-adhyah — rich in the fine gift of the art of dance; maha-atma — the great soul; shri-yukta-advaita-varyah — the excellent Sri Advaita; parama-rasa-kala-acharyah — teacher of the art of the highest rasa; ishah — the master; vireje — shone.</w:t>
-      </w:r>
-    </w:p>
-    <w:p>
-      <w:pPr>
-        <w:spacing w:after="60"/>
-        <w:ind w:left="510" w:hanging="510"/>
-      </w:pPr>
-      <w:r>
-        <w:rPr>
-          <w:b/>
-          <w:i w:val="0"/>
-        </w:rPr>
-        <w:t>20.</w:t>
-      </w:r>
-      <w:r>
-        <w:t xml:space="preserve"> There shone the master, the great soul, the excellent Sri Advaita — radiant as the rising morning sun, skilled in awakening the lotuses of the hearts of the wise; like the moon born of the ocean of compassion, the very embodiment of cooling the burning in people's hearts; unsurpassed in loving meditation, rich in the fine gift of the art of dance, a teacher of the art of the highest rasa.</w:t>
-      </w:r>
-    </w:p>
-    <w:p>
-      <w:pPr>
-        <w:pStyle w:val="Heading3"/>
-      </w:pPr>
-      <w:r>
-        <w:t>Verse 21</w:t>
-      </w:r>
-    </w:p>
-    <w:p>
-      <w:pPr>
-        <w:spacing w:after="60"/>
-        <w:ind w:left="567"/>
-      </w:pPr>
-      <w:r>
-        <w:rPr>
-          <w:rFonts w:cs="Noto Serif Devanagari" w:hAnsi="Noto Serif Devanagari"/>
-          <w:sz w:val="24"/>
-        </w:rPr>
-        <w:t>यत्र सर्वगुणवानतिरेजे चन्द्रशेखरगुरुर्द्विजराजः।</w:t>
-      </w:r>
-      <w:r>
-        <w:br/>
-      </w:r>
-      <w:r>
-        <w:rPr>
-          <w:rFonts w:cs="Noto Serif Devanagari" w:hAnsi="Noto Serif Devanagari"/>
-          <w:sz w:val="24"/>
-        </w:rPr>
-        <w:t>कृष्णनामकृषिताङ्गरुहः स प्रस्खलन्नयनवारिभिरार्द्रः॥२१॥</w:t>
-      </w:r>
-    </w:p>
-    <w:p>
-      <w:pPr>
-        <w:spacing w:after="60"/>
-        <w:jc w:val="both"/>
-      </w:pPr>
-      <w:r>
-        <w:rPr>
-          <w:b w:val="0"/>
-          <w:i/>
-        </w:rPr>
-        <w:t>yatra sarvaguṇavānatireje candraśekharagururdvijarājaḥ|</w:t>
-      </w:r>
-      <w:r>
-        <w:br/>
-      </w:r>
-      <w:r>
-        <w:rPr>
-          <w:b w:val="0"/>
-          <w:i/>
-        </w:rPr>
-        <w:t>kṛṣṇanāmakṛṣitāṅgaruhaḥ sa praskhalannayanavāribhirārdraḥ||21||</w:t>
-      </w:r>
-    </w:p>
-    <w:p>
-      <w:pPr>
-        <w:spacing w:after="60"/>
-        <w:jc w:val="both"/>
-      </w:pPr>
-      <w:r>
-        <w:rPr>
-          <w:b w:val="0"/>
-          <w:i/>
-        </w:rPr>
-        <w:t>Word for word:</w:t>
-      </w:r>
-      <w:r>
-        <w:t xml:space="preserve"> yatra — where; sarva-gunavan — endowed with every virtue; ati-reje — shone brightly; chandrashekhara-guruh — the teacher Chandrashekhara; dvija-rajah — king of the twice-born; krishna-nama-krishita-anga-ruhah — the hair of whose body stood on end at the name of Krishna; sah — he; praskhalan-nayana-varibhih — with streaming tears; ardrah — wet.</w:t>
-      </w:r>
-    </w:p>
-    <w:p>
-      <w:pPr>
-        <w:spacing w:after="60"/>
-        <w:ind w:left="510" w:hanging="510"/>
-      </w:pPr>
-      <w:r>
-        <w:rPr>
-          <w:b/>
-          <w:i w:val="0"/>
-        </w:rPr>
-        <w:t>21.</w:t>
-      </w:r>
-      <w:r>
-        <w:t xml:space="preserve"> There shone brightly the teacher Chandrashekhara, endowed with every virtue, the king of the twice-born</w:t>
-      </w:r>
-      <w:r>
-        <w:rPr>
-          <w:b w:val="0"/>
-          <w:i w:val="0"/>
-          <w:vertAlign w:val="superscript"/>
-        </w:rPr>
-        <w:t>7</w:t>
-      </w:r>
-      <w:r>
-        <w:t>; at the name of Krishna the hair of his body stood on end, and he was wet with streaming tears.</w:t>
-      </w:r>
-    </w:p>
-    <w:p>
-      <w:pPr>
-        <w:pStyle w:val="Heading3"/>
-      </w:pPr>
-      <w:r>
-        <w:t>Verse 22</w:t>
-      </w:r>
-    </w:p>
-    <w:p>
-      <w:pPr>
-        <w:spacing w:after="60"/>
-        <w:ind w:left="567"/>
-      </w:pPr>
-      <w:r>
-        <w:rPr>
-          <w:rFonts w:cs="Noto Serif Devanagari" w:hAnsi="Noto Serif Devanagari"/>
-          <w:sz w:val="24"/>
-        </w:rPr>
-        <w:t>यत्र नृत्यति मुनौ हरिदासे दासवत्सलतया जगदीशः।</w:t>
-      </w:r>
-      <w:r>
-        <w:br/>
-      </w:r>
-      <w:r>
-        <w:rPr>
-          <w:rFonts w:cs="Noto Serif Devanagari" w:hAnsi="Noto Serif Devanagari"/>
-          <w:sz w:val="24"/>
-        </w:rPr>
-        <w:t>खेचरैः सुरगणैः समहेशैर्लास्यमाशु परिपश्यति हृष्टः॥२२॥</w:t>
-      </w:r>
-    </w:p>
-    <w:p>
-      <w:pPr>
-        <w:spacing w:after="60"/>
-        <w:jc w:val="both"/>
-      </w:pPr>
-      <w:r>
-        <w:rPr>
-          <w:b w:val="0"/>
-          <w:i/>
-        </w:rPr>
-        <w:t>yatra nṛtyati munau haridāse dāsavatsalatayā jagadīśaḥ|</w:t>
-      </w:r>
-      <w:r>
-        <w:br/>
-      </w:r>
-      <w:r>
-        <w:rPr>
-          <w:b w:val="0"/>
-          <w:i/>
-        </w:rPr>
-        <w:t>khecaraiḥ suragaṇaiḥ samaheśairlāsyamāśu paripaśyati hṛṣṭaḥ||22||</w:t>
-      </w:r>
-    </w:p>
-    <w:p>
-      <w:pPr>
-        <w:spacing w:after="60"/>
-        <w:jc w:val="both"/>
-      </w:pPr>
-      <w:r>
-        <w:rPr>
-          <w:b w:val="0"/>
-          <w:i/>
-        </w:rPr>
-        <w:t>Word for word:</w:t>
-      </w:r>
-      <w:r>
-        <w:t xml:space="preserve"> yatra — where; nrityati — while dancing; munau — the sage; haridase — Haridasa; dasa-vatsalataya — out of love for his servant; jagat-ishah — the Lord of the world; khecharaih — moving in the sky; sura-ganaih — with the hosts of gods; sa-maheshaih — together with Mahesha; lasyam — the dance; ashu — at once; paripashyati — watches; hrishtah — delighted.</w:t>
-      </w:r>
-    </w:p>
-    <w:p>
-      <w:pPr>
-        <w:spacing w:after="60"/>
-        <w:ind w:left="510" w:hanging="510"/>
-      </w:pPr>
-      <w:r>
-        <w:rPr>
-          <w:b/>
-          <w:i w:val="0"/>
-        </w:rPr>
-        <w:t>22.</w:t>
-      </w:r>
-      <w:r>
-        <w:t xml:space="preserve"> There, when the sage Haridasa dances, the Lord of the world, out of love for His servant, joyfully watches that dance together with the hosts of gods led by Mahesha, moving through the sky.</w:t>
-      </w:r>
-    </w:p>
-    <w:p>
-      <w:pPr>
-        <w:pStyle w:val="Heading3"/>
-      </w:pPr>
-      <w:r>
-        <w:t>Verse 23</w:t>
-      </w:r>
-    </w:p>
-    <w:p>
-      <w:pPr>
-        <w:spacing w:after="60"/>
-        <w:ind w:left="567"/>
-      </w:pPr>
-      <w:r>
-        <w:rPr>
-          <w:rFonts w:cs="Noto Serif Devanagari" w:hAnsi="Noto Serif Devanagari"/>
-          <w:sz w:val="24"/>
-        </w:rPr>
-        <w:t>यत्र विष्णुपदसम्भवा सरिद्वेगवत्यतितरां करुणार्द्रा।</w:t>
-      </w:r>
-      <w:r>
-        <w:br/>
-      </w:r>
-      <w:r>
-        <w:rPr>
-          <w:rFonts w:cs="Noto Serif Devanagari" w:hAnsi="Noto Serif Devanagari"/>
-          <w:sz w:val="24"/>
-        </w:rPr>
-        <w:t>स्पर्धया रविसुतासरयूणां या दधार कनकोज्ज्वलं हरिम्॥२३॥</w:t>
-      </w:r>
-    </w:p>
-    <w:p>
-      <w:pPr>
-        <w:spacing w:after="60"/>
-        <w:jc w:val="both"/>
-      </w:pPr>
-      <w:r>
-        <w:rPr>
-          <w:b w:val="0"/>
-          <w:i/>
-        </w:rPr>
-        <w:t>yatra viṣṇupadasambhavā saridvegavatyatitarāṁ karuṇārdrā|</w:t>
-      </w:r>
-      <w:r>
-        <w:br/>
-      </w:r>
-      <w:r>
-        <w:rPr>
-          <w:b w:val="0"/>
-          <w:i/>
-        </w:rPr>
-        <w:t>spardhayā ravisutāsarayūṇāṁ yā dadhāra kanakojjvalaṁ harim||23||</w:t>
-      </w:r>
-    </w:p>
-    <w:p>
-      <w:pPr>
-        <w:spacing w:after="60"/>
-        <w:jc w:val="both"/>
-      </w:pPr>
-      <w:r>
-        <w:rPr>
-          <w:b w:val="0"/>
-          <w:i/>
-        </w:rPr>
-        <w:t>Word for word:</w:t>
-      </w:r>
-      <w:r>
-        <w:t xml:space="preserve"> yatra — where; vishnu-pada-sambhava — born from Vishnu's foot; sarit — the river; vegavati — swift; ati-taram — exceedingly; karuna-ardra — moist with compassion; spardhaya — in rivalry; ravi-suta-sarayunam — with the daughter of the Sun (the Yamuna) and the Sarayu; ya — who; dadhara — bore; kanaka-ujjvalam — shining like gold; harim — Hari.</w:t>
-      </w:r>
-    </w:p>
-    <w:p>
-      <w:pPr>
-        <w:spacing w:after="60"/>
-        <w:ind w:left="510" w:hanging="510"/>
-      </w:pPr>
-      <w:r>
-        <w:rPr>
-          <w:b/>
-          <w:i w:val="0"/>
-        </w:rPr>
-        <w:t>23.</w:t>
-      </w:r>
-      <w:r>
-        <w:t xml:space="preserve"> There flows the river born from Vishnu's foot, swift and wholly moist with compassion, who, vying with the Yamuna, daughter of the Sun, and with the Sarayu, bore Hari shining like gold</w:t>
-      </w:r>
-      <w:r>
-        <w:rPr>
-          <w:b w:val="0"/>
-          <w:i w:val="0"/>
-          <w:vertAlign w:val="superscript"/>
-        </w:rPr>
-        <w:t>8</w:t>
-      </w:r>
-      <w:r>
-        <w:t>.</w:t>
-      </w:r>
-    </w:p>
-    <w:p>
-      <w:pPr>
-        <w:pStyle w:val="Heading3"/>
-      </w:pPr>
-      <w:r>
-        <w:t>Verse 24</w:t>
-      </w:r>
-    </w:p>
-    <w:p>
-      <w:pPr>
-        <w:spacing w:after="60"/>
-        <w:ind w:left="567"/>
-      </w:pPr>
-      <w:r>
-        <w:rPr>
-          <w:rFonts w:cs="Noto Serif Devanagari" w:hAnsi="Noto Serif Devanagari"/>
-          <w:sz w:val="24"/>
-        </w:rPr>
-        <w:t>जगन्नाथस्तस्मिन् द्विजकुलपयोधीन्दुसदृशो-</w:t>
-      </w:r>
-      <w:r>
-        <w:br/>
-      </w:r>
-      <w:r>
-        <w:rPr>
-          <w:rFonts w:cs="Noto Serif Devanagari" w:hAnsi="Noto Serif Devanagari"/>
-          <w:sz w:val="24"/>
-        </w:rPr>
-        <w:t>ऽभवद्वेदाचार्यः सकलगुणयुक्तो गुरुसमः।</w:t>
-      </w:r>
-      <w:r>
-        <w:br/>
-      </w:r>
-      <w:r>
-        <w:rPr>
-          <w:rFonts w:cs="Noto Serif Devanagari" w:hAnsi="Noto Serif Devanagari"/>
-          <w:sz w:val="24"/>
-        </w:rPr>
-        <w:t>स कृष्णाङ्घ्रिध्यानप्रबलतरयोगेन मनसा</w:t>
-      </w:r>
-      <w:r>
-        <w:br/>
-      </w:r>
-      <w:r>
-        <w:rPr>
-          <w:rFonts w:cs="Noto Serif Devanagari" w:hAnsi="Noto Serif Devanagari"/>
-          <w:sz w:val="24"/>
-        </w:rPr>
-        <w:t>विशुद्धः प्रेमार्द्रो नवशशिकलेवाशु ववृधे॥२४॥</w:t>
-      </w:r>
-    </w:p>
-    <w:p>
-      <w:pPr>
-        <w:spacing w:after="60"/>
-        <w:jc w:val="both"/>
-      </w:pPr>
-      <w:r>
-        <w:rPr>
-          <w:b w:val="0"/>
-          <w:i/>
-        </w:rPr>
-        <w:t>jagannāthastasmin dvijakulapayodhīndusadṛśo-</w:t>
-      </w:r>
-      <w:r>
-        <w:br/>
-      </w:r>
-      <w:r>
-        <w:rPr>
-          <w:b w:val="0"/>
-          <w:i/>
-        </w:rPr>
-        <w:t>'bhavadvedācāryaḥ sakalaguṇayukto gurusamaḥ|</w:t>
-      </w:r>
-      <w:r>
-        <w:br/>
-      </w:r>
-      <w:r>
-        <w:rPr>
-          <w:b w:val="0"/>
-          <w:i/>
-        </w:rPr>
-        <w:t>sa kṛṣṇāṅghridhyānaprabalatarayogena manasā</w:t>
-      </w:r>
-      <w:r>
-        <w:br/>
-      </w:r>
-      <w:r>
-        <w:rPr>
-          <w:b w:val="0"/>
-          <w:i/>
-        </w:rPr>
-        <w:t>viśuddhaḥ premārdro navaśaśikalevāśu vavṛdhe||24||</w:t>
-      </w:r>
-    </w:p>
-    <w:p>
-      <w:pPr>
-        <w:spacing w:after="60"/>
-        <w:jc w:val="both"/>
-      </w:pPr>
-      <w:r>
-        <w:rPr>
-          <w:b w:val="0"/>
-          <w:i/>
-        </w:rPr>
-        <w:t>Word for word:</w:t>
-      </w:r>
-      <w:r>
-        <w:t xml:space="preserve"> jagannathah — Jagannatha; tasmin — in it (Navadvipa); dvija-kula-payodhi-indu-sadrishah — like the moon in the ocean of the twice-born race; abhavat — there was; veda-acharyah — a teacher of the Vedas; sakala-guna-yuktah — endowed with all virtues; guru-samah — equal to Guru (Brihaspati); sah — he; krishna-anghri-dhyana-prabala-tara-yogena — by the mighty yoga of meditation on Krishna's feet; manasa — in mind; vishuddhah — purified; prema-ardrah — moist with love; nava-shashi-kala — the crescent of the new moon; iva — like; ashu — swiftly; vavridhe — grew.</w:t>
-      </w:r>
-    </w:p>
-    <w:p>
-      <w:pPr>
-        <w:spacing w:after="60"/>
-        <w:ind w:left="510" w:hanging="510"/>
-      </w:pPr>
-      <w:r>
-        <w:rPr>
-          <w:b/>
-          <w:i w:val="0"/>
-        </w:rPr>
         <w:t>24.</w:t>
       </w:r>
       <w:r>
-        <w:t xml:space="preserve"> In that place lived Jagannatha, like the moon in the ocean of the twice-born race, a teacher of the Vedas, endowed with all virtues, equal to Brihaspati. Pure in mind through the mighty yoga of meditation on Krishna's feet, moist with love, he grew swiftly like the crescent of the new moon.</w:t>
+        <w:t xml:space="preserve"> There lived Jagannatha — like the moon risen from the ocean of the twice-born race — a teacher of the Vedas, endowed with all virtues, equal to Brihaspati. His mind purified by the mighty yoga of meditation on Krishna's feet, his heart melting with love, he swiftly waxed like the crescent of the new moon.</w:t>
       </w:r>
     </w:p>
     <w:p>
@@ -2808,7 +2805,7 @@
         <w:rPr>
           <w:sz w:val="18"/>
         </w:rPr>
-        <w:t xml:space="preserve"> The beginning of the second line of this verse is damaged in the sources; "his arms flung up" is a reading restored by the metre.</w:t>
+        <w:t xml:space="preserve"> The beginning of the second line of this verse is damaged in the sources; "his arms flung up" is a tentative reading restored by the metre.</w:t>
       </w:r>
     </w:p>
     <w:p>
@@ -2975,7 +2972,7 @@
         <w:t>1.</w:t>
       </w:r>
       <w:r>
-        <w:t xml:space="preserve"> Then his guru, knower of the truth, conferred on him, who knew the meaning of all the scriptures, the title "Shriman Mishra Purandara"</w:t>
+        <w:t xml:space="preserve"> Then his guru, a knower of the truth, honoured him, who had mastered the meaning of all the scriptures, with the title "Shriman Mishra Purandara"</w:t>
       </w:r>
       <w:r>
         <w:rPr>
@@ -3072,7 +3069,7 @@
         <w:t>2.</w:t>
       </w:r>
       <w:r>
-        <w:t xml:space="preserve"> Once the illustrious and great-minded Nilambara, called Chakravarti, summoned this learned man of noble family, the best of the righteous,</w:t>
+        <w:t xml:space="preserve"> One day the illustrious and great-hearted Chakravarti named Nilambara summoned this learned man of noble family, the best of the righteous,</w:t>
       </w:r>
     </w:p>
     <w:p>
@@ -3158,7 +3155,7 @@
         <w:t>3.</w:t>
       </w:r>
       <w:r>
-        <w:t xml:space="preserve"> and gave him his daughter Shachi in marriage — he, the support of his line</w:t>
+        <w:t xml:space="preserve"> and he, the support of his line</w:t>
       </w:r>
       <w:r>
         <w:rPr>
@@ -3169,7 +3166,7 @@
         <w:t>2</w:t>
       </w:r>
       <w:r>
-        <w:t>; and having won her, Mishra prospered, like Purandara having won Shachi</w:t>
+        <w:t>, gave him his daughter Shachi in marriage. Having won her, Mishra prospered, like Purandara who won Shachi</w:t>
       </w:r>
       <w:r>
         <w:rPr>
@@ -3266,7 +3263,7 @@
         <w:t>4.</w:t>
       </w:r>
       <w:r>
-        <w:t xml:space="preserve"> From then on, as he lived at home, his dharma grew — through hospitality, propitiatory rites, purifications, and the fruits of regular and optional rites.</w:t>
+        <w:t xml:space="preserve"> He lived at home, and his dharma kept growing — through hospitality, propitiatory rites, purifications, and the fruits of rites both regular and performed for a desired end.</w:t>
       </w:r>
     </w:p>
     <w:p>
@@ -3352,7 +3349,7 @@
         <w:t>5.</w:t>
       </w:r>
       <w:r>
-        <w:t xml:space="preserve"> In the course of time eight lovely daughters were born to him one after another, and by fate they all died. Shachi —</w:t>
+        <w:t xml:space="preserve"> In the course of time eight lovely daughters were born to him one after another, but by the will of fate they all died. And Shachi,</w:t>
       </w:r>
     </w:p>
     <w:p>
@@ -3438,7 +3435,7 @@
         <w:t>6.</w:t>
       </w:r>
       <w:r>
-        <w:t xml:space="preserve"> her mind burning with the grief of a mother's love, took refuge in Hari in her heart, praying for a son; and the illustrious Mishra performed a sacrifice to the ancestors.</w:t>
+        <w:t xml:space="preserve"> her heart scorched by a mother's grief, took refuge in Hari within her mind, praying for a son; and the illustrious Mishra performed a sacrifice to the ancestors.</w:t>
       </w:r>
     </w:p>
     <w:p>
@@ -3610,7 +3607,7 @@
         <w:t>8.</w:t>
       </w:r>
       <w:r>
-        <w:t xml:space="preserve"> The father gave the illustrious boy the name Vishvarupa. In a very short time that great soul studied</w:t>
+        <w:t xml:space="preserve"> The father named the illustrious boy Vishvarupa. In a very short time that great soul learned</w:t>
       </w:r>
     </w:p>
     <w:p>
@@ -3696,7 +3693,7 @@
         <w:t>9.</w:t>
       </w:r>
       <w:r>
-        <w:t xml:space="preserve"> the Vedas and the science of logic, and became known as excellent, endowed with true yoga. He was all-knowing, wise, peaceful, and a benefactor of all.</w:t>
+        <w:t xml:space="preserve"> the Vedas and the science of logic and became renowned: excellent, endowed with true yoga, he was all-knowing, wise, serene, and a benefactor to all.</w:t>
       </w:r>
     </w:p>
     <w:p>
@@ -3782,7 +3779,7 @@
         <w:t>10.</w:t>
       </w:r>
       <w:r>
-        <w:t xml:space="preserve"> Always intent on meditating on Hari, he did not turn his mind to the objects of the senses, and was ceaselessly intoxicated with tasting the rasa of the Srimad-Bhagavatam.</w:t>
+        <w:t xml:space="preserve"> Ever absorbed in meditation on Hari, he never turned his mind to the things of the senses, and was ceaselessly intoxicated with the taste of the rasa of the Srimad-Bhagavatam.</w:t>
       </w:r>
     </w:p>
     <w:p>
@@ -3868,7 +3865,7 @@
         <w:t>11.</w:t>
       </w:r>
       <w:r>
-        <w:t xml:space="preserve"> As his younger brother the Lord Himself was born — the unborn source of the world — just as Upendra, the younger brother of Indra, was born the son of Kashyapa and Aditi</w:t>
+        <w:t xml:space="preserve"> As his younger brother the Lord Himself was born, the unborn source of the world — just as Upendra, the younger brother of Indra, was born the son of Kashyapa and Aditi</w:t>
       </w:r>
       <w:r>
         <w:rPr>
@@ -3965,7 +3962,7 @@
         <w:t>12.</w:t>
       </w:r>
       <w:r>
-        <w:t xml:space="preserve"> He Himself made the three worlds devoted to the sankirtana of Hari; having lived in the foremost of holy places, called Purushottama,</w:t>
+        <w:t xml:space="preserve"> He Himself made the three worlds devoted to the sankirtana of Hari. He dwelt in the foremost of holy places, called Purushottama;</w:t>
       </w:r>
     </w:p>
     <w:p>
@@ -4051,7 +4048,7 @@
         <w:t>13.</w:t>
       </w:r>
       <w:r>
-        <w:t xml:space="preserve"> practising devotion to Hari and teaching it to the people, having tasted the sweetness of Sri Vrindavana and giving the people to taste it,</w:t>
+        <w:t xml:space="preserve"> He showed devotion to Hari and taught it to the people; He tasted the sweetness of Sri Vrindavana and gave the people to taste it;</w:t>
       </w:r>
     </w:p>
     <w:p>
@@ -4137,7 +4134,7 @@
         <w:t>14.</w:t>
       </w:r>
       <w:r>
-        <w:t xml:space="preserve"> having delivered the whole world — He, honoured by the dwellers of Vaikuntha, joyfully went to His very own abode, full of great splendour.</w:t>
+        <w:t xml:space="preserve"> and, having delivered the whole world, honoured by the dwellers of Vaikuntha, He joyfully departed for His very own abode, rich in great splendour.</w:t>
       </w:r>
     </w:p>
     <w:p>
@@ -4223,7 +4220,7 @@
         <w:t>15.</w:t>
       </w:r>
       <w:r>
-        <w:t xml:space="preserve"> Hearing of this wonder, the brahmachari who had conquered his senses, intoxicated with the stories of Sri Chaitanya — Sri Damodara Pandita</w:t>
+        <w:t xml:space="preserve"> Hearing of this wonder, the brahmachari Sri Damodara Pandita</w:t>
       </w:r>
       <w:r>
         <w:rPr>
@@ -4234,7 +4231,7 @@
         <w:t>5</w:t>
       </w:r>
       <w:r>
-        <w:t xml:space="preserve"> — said:</w:t>
+        <w:t>, master of his senses and intoxicated with the stories of Sri Chaitanya, said:</w:t>
       </w:r>
     </w:p>
     <w:p>
@@ -4320,7 +4317,7 @@
         <w:t>16.</w:t>
       </w:r>
       <w:r>
-        <w:t xml:space="preserve"> "Tell the divine, wondrous story that purifies the world, by hearing which people are freed from samsara and from dreadful sin.</w:t>
+        <w:t xml:space="preserve"> "Tell the divine and wondrous story that purifies the world: by hearing it people are freed from the round of births and from dreadful sin.</w:t>
       </w:r>
     </w:p>
     <w:p>
@@ -4406,7 +4403,7 @@
         <w:t>17.</w:t>
       </w:r>
       <w:r>
-        <w:t xml:space="preserve"> Through it the supreme treasures of love for the lotus feet of Sri Krishna arise in all people; so tell the story of Hari.</w:t>
+        <w:t xml:space="preserve"> Through it the supreme treasures of love for the lotus feet of Sri Krishna arise in all people. So tell us of Hari!</w:t>
       </w:r>
     </w:p>
     <w:p>
@@ -4492,7 +4489,7 @@
         <w:t>18.</w:t>
       </w:r>
       <w:r>
-        <w:t xml:space="preserve"> For what reason was He, the all-powerful Lord of all, born on earth? What did He, the Lord of the worlds, do here?</w:t>
+        <w:t xml:space="preserve"> For what reason was He, the all-powerful Lord of all, born on earth? What did He, the Lord of the worlds, accomplish here?</w:t>
       </w:r>
     </w:p>
     <w:p>
@@ -4578,7 +4575,7 @@
         <w:t>19.</w:t>
       </w:r>
       <w:r>
-        <w:t xml:space="preserve"> Please tell of His auspicious and blessed deeds — for relieving the distress of the worlds, and for the love of the very great souls."</w:t>
+        <w:t xml:space="preserve"> Be pleased to tell of His auspicious and blessed deeds — to relieve the sufferings of the worlds, and for the love of the very great souls."</w:t>
       </w:r>
     </w:p>
     <w:p>
@@ -4664,7 +4661,7 @@
         <w:t>20.</w:t>
       </w:r>
       <w:r>
-        <w:t xml:space="preserve"> Hearing these words of the great-souled pandita, Murari was pleased and said: "Listen!</w:t>
+        <w:t xml:space="preserve"> Hearing the words of the great-hearted pandita, Murari answered with pleasure: "Listen!</w:t>
       </w:r>
     </w:p>
     <w:p>
@@ -4750,7 +4747,7 @@
         <w:t>21.</w:t>
       </w:r>
       <w:r>
-        <w:t xml:space="preserve"> Well, O best of the twice-born, I shall tell you as far as I am able — in brief, for even Bhargava</w:t>
+        <w:t xml:space="preserve"> Well then, O best of the twice-born, I shall tell you as far as I am able — in brief, for not even Bhargava</w:t>
       </w:r>
       <w:r>
         <w:rPr>
@@ -4761,7 +4758,7 @@
         <w:t>6</w:t>
       </w:r>
       <w:r>
-        <w:t xml:space="preserve"> could not tell it in full.</w:t>
+        <w:t xml:space="preserve"> could tell it in full.</w:t>
       </w:r>
     </w:p>
     <w:p>
@@ -4847,7 +4844,7 @@
         <w:t>22.</w:t>
       </w:r>
       <w:r>
-        <w:t xml:space="preserve"> Once Narada, the righteous soul, foremost of the Vaishnavas, of great power, radiant as the full moon — in the land called Bharata —</w:t>
+        <w:t xml:space="preserve"> Once, in the land called Bharata, Narada — the righteous soul, foremost of the Vaishnavas, of great power, radiant as the full moon,</w:t>
       </w:r>
     </w:p>
     <w:p>
@@ -4933,7 +4930,7 @@
         <w:t>23.</w:t>
       </w:r>
       <w:r>
-        <w:t xml:space="preserve"> white as the peak of Kailasa, adorned with a fine girdle, wearing a deerskin, a portion of Vishnu, dear to all people —</w:t>
+        <w:t xml:space="preserve"> white as the peak of Kailasa, adorned with a fine girdle, clad in a deerskin, a portion of Vishnu, beloved of all people —</w:t>
       </w:r>
     </w:p>
     <w:p>
@@ -5019,7 +5016,7 @@
         <w:t>24.</w:t>
       </w:r>
       <w:r>
-        <w:t xml:space="preserve"> was wandering through the vault of the sky for the good of all, joyfully sounding his Mahati</w:t>
+        <w:t xml:space="preserve"> was roaming the vault of the sky for the good of all, joyfully sounding his Mahati</w:t>
       </w:r>
       <w:r>
         <w:rPr>
@@ -5030,7 +5027,7 @@
         <w:t>7</w:t>
       </w:r>
       <w:r>
-        <w:t>, which sings forth the name of Hari.</w:t>
+        <w:t>, which sings the name of Hari.</w:t>
       </w:r>
     </w:p>
     <w:p>
@@ -5116,7 +5113,7 @@
         <w:t>25.</w:t>
       </w:r>
       <w:r>
-        <w:t xml:space="preserve"> 'Where shall I see a Vaishnava? There I shall now dwell' — thinking thus, he surveyed this earth with his mind,</w:t>
+        <w:t xml:space="preserve"> 'Where shall I find a Vaishnava? There I shall now make my dwelling,' he thought, and surveyed this earth with his mind.</w:t>
       </w:r>
     </w:p>
     <w:p>
@@ -5202,7 +5199,7 @@
         <w:t>26.</w:t>
       </w:r>
       <w:r>
-        <w:t xml:space="preserve"> and saw that Kali, the friend of sin, had muddied the wide earth with filth, and that the earth-cow herself was in the hands of the mlechchhas and drained by cruel taxes</w:t>
+        <w:t xml:space="preserve"> And he saw that Kali, the friend of sin, had soiled the wide earth with filth, and that the earth-cow herself was in the hands of the mlechchhas, drained by cruel taxes</w:t>
       </w:r>
       <w:r>
         <w:rPr>
@@ -5299,7 +5296,7 @@
         <w:t>27.</w:t>
       </w:r>
       <w:r>
-        <w:t xml:space="preserve"> And he saw there people beset by sins and diseases, given to slandering others, deceitful, short-lived and emaciated;</w:t>
+        <w:t xml:space="preserve"> He saw there, too, people beset by sins and diseases, eager to slander others, deceitful, short-lived and wasted;</w:t>
       </w:r>
     </w:p>
     <w:p>
@@ -5385,7 +5382,7 @@
         <w:t>28.</w:t>
       </w:r>
       <w:r>
-        <w:t xml:space="preserve"> he saw kings skilled in sin, shudras, villainous Yavanas, mlechchhas given to forbidden deeds, robbing their subjects of all they had,</w:t>
+        <w:t xml:space="preserve"> he saw kings skilled in sin, shudras, villainous Yavanas, mlechchhas given to forbidden deeds and robbing their subjects of all they had,</w:t>
       </w:r>
     </w:p>
     <w:p>
@@ -5471,7 +5468,7 @@
         <w:t>29.</w:t>
       </w:r>
       <w:r>
-        <w:t xml:space="preserve"> and even men learned in scripture — proud, and reviling the saints. Seeing all these many kinds of people, Narada fell to pondering.</w:t>
+        <w:t xml:space="preserve"> and even men learned in scripture — proud, and reviling the saints. Seeing all these people, so many and so various, Narada fell to pondering."</w:t>
       </w:r>
     </w:p>
     <w:p>
@@ -5524,7 +5521,7 @@
         <w:rPr>
           <w:sz w:val="18"/>
         </w:rPr>
-        <w:t xml:space="preserve"> The epithet kulakricchadah is the same in all the sources, but its meaning is unclear; the translation is conjectural.</w:t>
+        <w:t xml:space="preserve"> The epithet kula-kricchada is the same in all the sources, but its meaning is unclear; the translation is conjectural.</w:t>
       </w:r>
     </w:p>
     <w:p>
@@ -5751,7 +5748,7 @@
         <w:t>1.</w:t>
       </w:r>
       <w:r>
-        <w:t xml:space="preserve"> "In the first twilight of Kali</w:t>
+        <w:t xml:space="preserve"> "'In the first twilight of Kali</w:t>
       </w:r>
       <w:r>
         <w:rPr>
@@ -5762,7 +5759,7 @@
         <w:t>1</w:t>
       </w:r>
       <w:r>
-        <w:t xml:space="preserve"> this earth has sunk (into sin). For all who are scorched by sin the name of Hari is the healing elixir;</w:t>
+        <w:t xml:space="preserve"> this earth has sunk (into sin). For all who are scorched by sin, the name of Hari is the healing elixir;</w:t>
       </w:r>
     </w:p>
     <w:p>
@@ -5848,7 +5845,7 @@
         <w:t>2.</w:t>
       </w:r>
       <w:r>
-        <w:t xml:space="preserve"> it surely becomes a deliverer — for all except those who hate the Vaishnavas: except the self-conceited and except the revilers of the Vaishnavas.</w:t>
+        <w:t xml:space="preserve"> it surely delivers everyone except those who hate the Vaishnavas — the self-conceited and the revilers of Vaishnavas.</w:t>
       </w:r>
     </w:p>
     <w:p>
@@ -5934,7 +5931,7 @@
         <w:t>3.</w:t>
       </w:r>
       <w:r>
-        <w:t xml:space="preserve"> But those dull-witted ones who would revile the name of Krishna and His forms, saying, 'They are not eternal'</w:t>
+        <w:t xml:space="preserve"> But those dull-witted ones who would revile the name of Krishna and His forms, calling them non-eternal</w:t>
       </w:r>
       <w:r>
         <w:rPr>
@@ -6031,7 +6028,7 @@
         <w:t>4.</w:t>
       </w:r>
       <w:r>
-        <w:t xml:space="preserve"> What remedy can there be here?" Having pondered this, the sage, pure of mind, a treasury of compassion, went to the supreme abode called Vaikuntha.</w:t>
+        <w:t xml:space="preserve"> What remedy can there be for this?' Having pondered thus, the sage, pure of mind, a treasury of compassion, went to the supreme abode called Vaikuntha.</w:t>
       </w:r>
     </w:p>
     <w:p>
@@ -6157,7 +6154,7 @@
         <w:t>5.</w:t>
       </w:r>
       <w:r>
-        <w:t xml:space="preserve"> And the sage saw Vaikuntha, sung by the three Vedas, the undivided abode, which by its own radiance has dispelled the dust (of rajas) in every quarter — and he attained a state beyond the gunas.</w:t>
+        <w:t xml:space="preserve"> And the sage beheld Vaikuntha, the undivided abode sung by the three Vedas, which by its own radiance has scattered all the dust (of rajas) from every quarter; and he attained a state beyond the gunas.</w:t>
       </w:r>
     </w:p>
     <w:p>
@@ -6283,7 +6280,7 @@
         <w:t>6.</w:t>
       </w:r>
       <w:r>
-        <w:t xml:space="preserve"> There swarms of bees sing Hari's fame among rows of lotuses; it is adorned with ponds lovely with jewelled banks and fragrant with hanging creepers;</w:t>
+        <w:t xml:space="preserve"> There swarms of bees sing Hari's fame among rows of lotuses; it is adorned with ponds lovely with jewelled banks and fragrant with hanging creepers.</w:t>
       </w:r>
     </w:p>
     <w:p>
@@ -6409,7 +6406,7 @@
         <w:t>7.</w:t>
       </w:r>
       <w:r>
-        <w:t xml:space="preserve"> in it are ruby houses with turrets adorned with strings of pearls from the heads of lordly elephants</w:t>
+        <w:t xml:space="preserve"> There are ruby houses with turrets adorned with strings of pearls from the heads of lordly elephants</w:t>
       </w:r>
       <w:r>
         <w:rPr>
@@ -6420,7 +6417,7 @@
         <w:t>3</w:t>
       </w:r>
       <w:r>
-        <w:t>; in it are trees that bear in every season; it resounds with the song of birds and is rich in paths of moonstone.</w:t>
+        <w:t>; there are trees that bear fruit in every season; there birds fill the air with song, and paths of moonstone abound.</w:t>
       </w:r>
     </w:p>
     <w:p>
@@ -6546,7 +6543,7 @@
         <w:t>8.</w:t>
       </w:r>
       <w:r>
-        <w:t xml:space="preserve"> There he saw the unborn, the primeval one, attended by Shri — He whose locks are lit by the radiance of a gleaming crown, whose eyes surpass blooming celestial lotuses, whose fair, shining face the very moon worships;</w:t>
+        <w:t xml:space="preserve"> There he saw the Unborn, the Primeval One, whom Shri attends: His locks are lit by the radiance of a gleaming crown, His eyes outshine blooming celestial lotuses, and His fair, shining face is worshipped by the moon itself;</w:t>
       </w:r>
     </w:p>
     <w:p>
@@ -6672,7 +6669,7 @@
         <w:t>9.</w:t>
       </w:r>
       <w:r>
-        <w:t xml:space="preserve"> whose cheeks are graced by gleaming great earrings, whose neck is fine as a conch, whose garments shine like gold — Krishna, with four arms like door-bars, like a blue mountain peak with wish-fulfilling trees;</w:t>
+        <w:t xml:space="preserve"> great gleaming earrings grace His cheeks, His neck is fine as a conch, His garments shine like gold — Krishna, whose four arms are like door-bars: He was like a blue mountain peak with wish-fulfilling trees.</w:t>
       </w:r>
     </w:p>
     <w:p>
@@ -6798,7 +6795,7 @@
         <w:t>10.</w:t>
       </w:r>
       <w:r>
-        <w:t xml:space="preserve"> resplendent with golden armlets and other ornaments, with strings of pearls and fine golden cords; He whose hips shine with a cloth bound by a net of little bells; He whose feet are beautiful lotuses.</w:t>
+        <w:t xml:space="preserve"> He was resplendent with golden armlets and other ornaments, with strings of pearls and fine golden cords; on His hips shone a cloth bound with a net of little bells, and His feet were lovely lotuses.</w:t>
       </w:r>
     </w:p>
     <w:p>
@@ -6924,7 +6921,7 @@
         <w:t>11.</w:t>
       </w:r>
       <w:r>
-        <w:t xml:space="preserve"> Inhaling the charming fragrance of His lotus feet, the sage — with tears of joy, his hair standing on end — at once fell to the ground near Krishna like a rod, as if senseless.</w:t>
+        <w:t xml:space="preserve"> Inhaling the enchanting fragrance of His lotus feet, the sage, with tears of joy and his hair standing on end, at once fell to the ground near Krishna, stretched out like a rod, as if senseless.</w:t>
       </w:r>
     </w:p>
     <w:p>
@@ -7050,7 +7047,7 @@
         <w:t>12.</w:t>
       </w:r>
       <w:r>
-        <w:t xml:space="preserve"> Then the grateful Lord at once stretched out His hand, the radiance of whose nails was variegated by jewelled rings, joyfully touched the sage's head and, His face graced by a gentle smile, spoke charmingly:</w:t>
+        <w:t xml:space="preserve"> Then the grateful Lord at once stretched out His hand, the radiance of its nails mingling with the gleam of jewelled rings, joyfully touched the sage's head and, with a gentle smile on His face, spoke enchantingly:</w:t>
       </w:r>
     </w:p>
     <w:p>
@@ -7176,7 +7173,7 @@
         <w:t>13.</w:t>
       </w:r>
       <w:r>
-        <w:t xml:space="preserve"> "Rise, O son of the Self-born</w:t>
+        <w:t xml:space="preserve"> 'Rise, O son of the Self-born</w:t>
       </w:r>
       <w:r>
         <w:rPr>
@@ -7187,7 +7184,7 @@
         <w:t>4</w:t>
       </w:r>
       <w:r>
-        <w:t>, O sage, O great soul! Whatever you tell Me today, that I shall do for you. For My time has come of itself — the time when, in the ages, the righteous must practise dharma."</w:t>
+        <w:t>, O sage, O great soul! Whatever you tell Me today, that I shall do for you. For My time has come of itself — the time when, in the ages, the righteous must practise dharma.'</w:t>
       </w:r>
     </w:p>
     <w:p>
@@ -7313,7 +7310,7 @@
         <w:t>14.</w:t>
       </w:r>
       <w:r>
-        <w:t xml:space="preserve"> Then Hari, wholly devoted to the greatest souls, raised up the best of the great rishis and at once showed him a seat, and at Hari's command the sage sat down.</w:t>
+        <w:t xml:space="preserve"> Then Hari, wholly devoted to the greatest souls, raised up the best of the great rishis and at once showed him to a seat; and at Hari's bidding the sage sat down.</w:t>
       </w:r>
     </w:p>
     <w:p>
@@ -7439,7 +7436,7 @@
         <w:t>15.</w:t>
       </w:r>
       <w:r>
-        <w:t xml:space="preserve"> Then Bhagavan asked: "O sage, why have you come here to Me? What is your wish? Though I am complete, let Me do your task, O holy one: the deeds of the great are for the good of others."</w:t>
+        <w:t xml:space="preserve"> Then Bhagavan asked: 'O sage, why have you come here to Me? What is your wish? Though I am complete, let Me do your task, O holy one: the great exert themselves for the good of others.'</w:t>
       </w:r>
     </w:p>
     <w:p>
@@ -7549,7 +7546,7 @@
         <w:t>Word for word:</w:t>
       </w:r>
       <w:r>
-        <w:t xml:space="preserve"> ittham — such; sa-toya-ambuda-tulya-ghosham — sounding like a rain-laden cloud; vachah — speech; amritam — nectar; krishna-daya-amrita-abdheh — of Krishna, the ocean of the nectar of mercy; uvacha — said; purna-smita-vikshaya — (encouraged) by the glance full of smiles; hareh — of Hari; namami — I bow; lokan — the worlds; paripahi — protect; duhkhitan — suffering.</w:t>
+        <w:t xml:space="preserve"> ittham — such (was); sa-toya-ambuda-tulya-ghosham — resonant as a rain-laden cloud; vachah — speech; amritam — nectar; krishna-daya-amrita-abdheh — of Krishna, the ocean of the nectar of mercy; uvacha — said; purna-smita-vikshaya — under the glance full of smiles; hareh — of Hari; namami — I bow; lokan — the worlds; paripahi — protect; duhkhitan — suffering.</w:t>
       </w:r>
     </w:p>
     <w:p>
@@ -7565,7 +7562,7 @@
         <w:t>16.</w:t>
       </w:r>
       <w:r>
-        <w:t xml:space="preserve"> Hearing such nectarean words from Krishna, the ocean of the nectar of mercy, words that sounded like a rain-laden cloud, and (encouraged) by Hari's glance full of smiles, the sage said: "I bow to You! Protect the suffering worlds!</w:t>
+        <w:t xml:space="preserve"> Such were the nectarean words of Krishna, the ocean of the nectar of mercy, resonant as a rain-laden cloud. And under Hari's glance, full of smiles, the sage said: 'I bow to You! Protect the suffering worlds!</w:t>
       </w:r>
     </w:p>
     <w:p>
@@ -7691,7 +7688,7 @@
         <w:t>17.</w:t>
       </w:r>
       <w:r>
-        <w:t xml:space="preserve"> Now, O mighty one, the earth is wasting away in distress, bearing people laden with floods of sin. And all the people, bitten by the time of Kali, delight in sin and have abandoned talk of You.</w:t>
+        <w:t xml:space="preserve"> Now, O mighty Lord, the earth is wasting away in distress under the weight of people laden with floods of sin. All the people, bitten by the time of Kali, delight in sin and have abandoned talk of You.</w:t>
       </w:r>
     </w:p>
     <w:p>
@@ -7817,7 +7814,7 @@
         <w:t>18.</w:t>
       </w:r>
       <w:r>
-        <w:t xml:space="preserve"> Protect them, O Master: apart from You they have no other protector from hell, no other good refuge. Having considered this, act, O Lord of all worlds: You Yourself are the good refuge, O Lord, and no other."</w:t>
+        <w:t xml:space="preserve"> Protect them, O Master: apart from You they have no other protector from hell, no other good refuge. Consider this and act, O Lord of all worlds: You Yourself are the good refuge, O Lord, and no other.'</w:t>
       </w:r>
     </w:p>
     <w:p>
@@ -7943,7 +7940,7 @@
         <w:t>19.</w:t>
       </w:r>
       <w:r>
-        <w:t xml:space="preserve"> Having heard these words of the sage, Hari, though He knew all, said: "What shall I do? By what means can peace come? Tell Me." And the son of the Self-born spoke to Him again:</w:t>
+        <w:t xml:space="preserve"> Having heard these words of the sage, Hari, though He knew all, said: 'What shall I do? By what means can peace come about? Tell Me.' And the son of the Self-born spoke to Him again:</w:t>
       </w:r>
     </w:p>
     <w:p>
@@ -8069,7 +8066,7 @@
         <w:t>20.</w:t>
       </w:r>
       <w:r>
-        <w:t xml:space="preserve"> "Descend Yourself, cooling as a hundred moons, in a lineage of brahmanas, in a good family of the Vatsya line</w:t>
+        <w:t xml:space="preserve"> 'Descend Yourself, cooling as a hundred moons, into a good family of the brahmana race, of the Vatsya line</w:t>
       </w:r>
       <w:r>
         <w:rPr>
@@ -8080,7 +8077,7 @@
         <w:t>5</w:t>
       </w:r>
       <w:r>
-        <w:t>; win renown as 'the son of Jagannatha,' and bring welfare to the earth.</w:t>
+        <w:t>; win renown as "the son of Jagannatha," and bring welfare to the earth.</w:t>
       </w:r>
     </w:p>
     <w:p>
@@ -8206,7 +8203,7 @@
         <w:t>21.</w:t>
       </w:r>
       <w:r>
-        <w:t xml:space="preserve"> What You did, O Bhagavan, in the forms of Rama and others — the slaying of sinful Rakshasas and Danavas and the like — that is not to be done here: purify the minds of men.</w:t>
+        <w:t xml:space="preserve"> What You did, O Bhagavan, in the forms of Rama and others — the slaying of sinful Rakshasas and Danavas and the like — is not to be done here: purify the minds of men.</w:t>
       </w:r>
     </w:p>
     <w:p>
@@ -8332,7 +8329,7 @@
         <w:t>22.</w:t>
       </w:r>
       <w:r>
-        <w:t xml:space="preserve"> 'If I kill those who have fallen into the demoniac state, where then will the world be?' — resolving thus in Your own mind, make Your glory known, and may the people be happy.</w:t>
+        <w:t xml:space="preserve"> "If I slay those who have fallen into the demoniac state, where then will the world be?" — resolving thus in Your own mind, make Your glory known, and may the people be happy.</w:t>
       </w:r>
     </w:p>
     <w:p>
@@ -8458,7 +8455,7 @@
         <w:t>23.</w:t>
       </w:r>
       <w:r>
-        <w:t xml:space="preserve"> And there too, together with Rudra, the foremost of sages would descend to help You"</w:t>
+        <w:t xml:space="preserve"> And there too, together with Rudra, the foremost of sages will descend to help You'</w:t>
       </w:r>
       <w:r>
         <w:rPr>
@@ -8469,7 +8466,7 @@
         <w:t>6</w:t>
       </w:r>
       <w:r>
-        <w:t>. "So be it," Hari said to the divine rishi; and he, bowing, at once departed joyfully.</w:t>
+        <w:t>. 'So be it,' Hari said to the divine rishi; and he, bowing, at once departed joyfully."</w:t>
       </w:r>
     </w:p>
     <w:p>
@@ -8709,7 +8706,7 @@
         <w:t>1.</w:t>
       </w:r>
       <w:r>
-        <w:t xml:space="preserve"> Having heard all this, Sri Damodara Pandita, greatly pleased, said: "Tell, then, the story of Nrihari</w:t>
+        <w:t xml:space="preserve"> Having heard all this, Sri Damodara Pandita, greatly pleased, said: "Tell us, then, the story of Nrihari</w:t>
       </w:r>
       <w:r>
         <w:rPr>
@@ -8806,7 +8803,7 @@
         <w:t>2.</w:t>
       </w:r>
       <w:r>
-        <w:t xml:space="preserve"> Who, in these descents, came down to the earth? And of how many kinds are the descents? Tell me of them in order."</w:t>
+        <w:t xml:space="preserve"> Who came down to the earth in these descents? And of how many kinds are the descents? Tell me of them in order."</w:t>
       </w:r>
     </w:p>
     <w:p>
@@ -8892,7 +8889,7 @@
         <w:t>3.</w:t>
       </w:r>
       <w:r>
-        <w:t xml:space="preserve"> Hearing these words of the foremost of the twice-born, Sri Murari said respectfully and with great affection: "Listen!</w:t>
+        <w:t xml:space="preserve"> Hearing these words of the foremost of the twice-born, Sri Murari answered with great affection and respect: "Listen!</w:t>
       </w:r>
     </w:p>
     <w:p>
@@ -8978,7 +8975,7 @@
         <w:t>4.</w:t>
       </w:r>
       <w:r>
-        <w:t xml:space="preserve"> Now I shall tell you of something else — of the descent of Hari's own portions: of the devotees renowned as pure devotees, who are forms of the Lord.</w:t>
+        <w:t xml:space="preserve"> Now I shall tell you of something else — of the descent of Hari's own portions, the devotees who are forms of the Lord, though renowned as pure devotees.</w:t>
       </w:r>
     </w:p>
     <w:p>
@@ -9064,7 +9061,7 @@
         <w:t>5.</w:t>
       </w:r>
       <w:r>
-        <w:t xml:space="preserve"> First was born the best of the twice-born, the master Sri Madhava Puri. A portion of the Lord, dividing in two, (appeared as him) and as Advaita Acharya, endowed with good qualities</w:t>
+        <w:t xml:space="preserve"> First was born the best of the twice-born, the master Sri Madhava Puri. A portion of the Lord, dividing in two, appeared both as him and as Advaita Acharya, rich in virtues</w:t>
       </w:r>
       <w:r>
         <w:rPr>
@@ -9247,7 +9244,7 @@
         <w:t>7.</w:t>
       </w:r>
       <w:r>
-        <w:t xml:space="preserve"> Sriman Srivasa Pandita was born as a portion of Sri Narada; Sri Mukunda of the Vaidya (physician) caste, the fine singer, was a portion of a Gandharva.</w:t>
+        <w:t xml:space="preserve"> Sriman Srivasa Pandita was born as a portion of Sri Narada, and Sri Mukunda of the Vaidya (physician) caste, the fine singer, as a portion of a Gandharva.</w:t>
       </w:r>
     </w:p>
     <w:p>
@@ -9430,7 +9427,7 @@
         <w:t>9.</w:t>
       </w:r>
       <w:r>
-        <w:t xml:space="preserve"> Formerly there lived in Dravida, in a Vaishnava holy place, an illustrious, excellent sage named Rama, a great ascetic, who loved his son dearly.</w:t>
+        <w:t xml:space="preserve"> Long ago in Dravida, in a Vaishnava holy place, there lived an illustrious sage named Rama, the best of sages, a great ascetic, who loved his son dearly.</w:t>
       </w:r>
     </w:p>
     <w:p>
@@ -9516,7 +9513,7 @@
         <w:t>10.</w:t>
       </w:r>
       <w:r>
-        <w:t xml:space="preserve"> His son washed tulasi leaves and placed them in a clean vessel, but they fell on the ground, and without washing them again</w:t>
+        <w:t xml:space="preserve"> His son washed some tulasi and placed it in a clean vessel, but it fell to the ground, and without washing it again</w:t>
       </w:r>
     </w:p>
     <w:p>
@@ -9602,7 +9599,7 @@
         <w:t>11.</w:t>
       </w:r>
       <w:r>
-        <w:t xml:space="preserve"> he gave them to his father; and he, the great sage named Sri Rama, offered them to Bhagavan. For that reason he was born in a Yavana (Muslim) family.</w:t>
+        <w:t xml:space="preserve"> he gave it to his father, and the father, the great sage named Sri Rama, offered it to Bhagavan. For that reason he was born in a family of Yavanas (Muslims).</w:t>
       </w:r>
     </w:p>
     <w:p>
@@ -9688,7 +9685,7 @@
         <w:t>12.</w:t>
       </w:r>
       <w:r>
-        <w:t xml:space="preserve"> He is righteous, wise, peaceful and versed in all knowledge; he is also a portion of Brahma</w:t>
+        <w:t xml:space="preserve"> He is righteous, wise, peaceful and versed in all knowledge; moreover, he is a portion of Brahma</w:t>
       </w:r>
       <w:r>
         <w:rPr>
@@ -9699,7 +9696,7 @@
         <w:t>4</w:t>
       </w:r>
       <w:r>
-        <w:t xml:space="preserve"> — and therefore the illustrious Haridasa is, beyond doubt, a true devotee.</w:t>
+        <w:t>, and therefore the illustrious Haridasa is beyond doubt a true devotee.</w:t>
       </w:r>
     </w:p>
     <w:p>
@@ -9785,7 +9782,7 @@
         <w:t>13.</w:t>
       </w:r>
       <w:r>
-        <w:t xml:space="preserve"> The Avadhuta Nityananda, of great power, the greatest, was born as a portion of Baladeva; he is the great yogi, the Lord Himself.</w:t>
+        <w:t xml:space="preserve"> The Avadhuta Nityananda, the greatest of all, of mighty power, was born as a portion of Baladeva; he is the great yogi, the Lord Himself.</w:t>
       </w:r>
     </w:p>
     <w:p>
@@ -9957,7 +9954,7 @@
         <w:t>15.</w:t>
       </w:r>
       <w:r>
-        <w:t xml:space="preserve"> could not tell of them — what then of others, of us petty creatures! He is the second form of Sri Krishna, dear to Gauranga as life itself.</w:t>
+        <w:t xml:space="preserve"> could not tell of them — what then of others, of petty creatures like us! He is the second form of Sri Krishna, dear to Gauranga as life itself.</w:t>
       </w:r>
     </w:p>
     <w:p>
@@ -10043,7 +10040,7 @@
         <w:t>16.</w:t>
       </w:r>
       <w:r>
-        <w:t xml:space="preserve"> And many others — hundreds of gods and eminent sages — were born on earth as portions; I do not venture to enumerate them.</w:t>
+        <w:t xml:space="preserve"> And many others — hundreds of gods and eminent sages — were born on earth as portions; I do not venture to count them.</w:t>
       </w:r>
     </w:p>
     <w:p>
@@ -10129,7 +10126,7 @@
         <w:t>17.</w:t>
       </w:r>
       <w:r>
-        <w:t xml:space="preserve"> Next: it is declared that the descents of the Purusha are of two kinds. The first is the avatara of the age (yuga-avatara); the second appears for a particular task.</w:t>
+        <w:t xml:space="preserve"> Next: it is declared that the descents of the Purusha are of two kinds. The first is the avatara of the age (yuga-avatara); the other appears for a particular task.</w:t>
       </w:r>
     </w:p>
     <w:p>
@@ -10301,7 +10298,7 @@
         <w:t>19.</w:t>
       </w:r>
       <w:r>
-        <w:t xml:space="preserve"> In the Satya age meditation alone brings a man to the goal. For this purpose the White One descended, four-armed, with matted locks;</w:t>
+        <w:t xml:space="preserve"> In the Satya age meditation alone leads a man to the goal. For this purpose the White One descended, four-armed, with matted locks;</w:t>
       </w:r>
     </w:p>
     <w:p>
@@ -10742,7 +10739,7 @@
         <w:t>24.</w:t>
       </w:r>
       <w:r>
-        <w:t xml:space="preserve"> Righteous, He performed worship and instructed the people in it, and the minds of all turned to worship.</w:t>
+        <w:t xml:space="preserve"> Righteous, He Himself performed worship and instructed the people in it, and the minds of all turned to worship.</w:t>
       </w:r>
     </w:p>
     <w:p>
@@ -10828,7 +10825,7 @@
         <w:t>25.</w:t>
       </w:r>
       <w:r>
-        <w:t xml:space="preserve"> But in Kali the highest good is kirtana — the dharma that benefits all, full of all powers, directly bestowing the highest bliss.</w:t>
+        <w:t xml:space="preserve"> But in Kali the highest good is kirtana: the dharma that benefits all, full of every power, directly bestowing the highest bliss.</w:t>
       </w:r>
     </w:p>
     <w:p>
@@ -11000,7 +10997,7 @@
         <w:t>27.</w:t>
       </w:r>
       <w:r>
-        <w:t xml:space="preserve"> Full of joy, He Himself performed kirtana and caused others to perform it. These are the avataras of the ages. Hear now of the others — those who descend for a particular task.</w:t>
+        <w:t xml:space="preserve"> Full of joy, He Himself sang kirtana and moved others to sing it. These are the avataras of the ages. Hear now of the others — those who descend for a particular task.</w:t>
       </w:r>
     </w:p>
     <w:p>
@@ -11527,7 +11524,7 @@
         <w:t>33.</w:t>
       </w:r>
       <w:r>
-        <w:t xml:space="preserve"> Such are the many deeds of the many-formed Nrihari; the great rishis have described these avataras who descend for a particular task."</w:t>
+        <w:t xml:space="preserve"> Such are the many deeds of the many-formed Nrihari; these avataras who descend for a particular task have been described by the great rishis."</w:t>
       </w:r>
     </w:p>
     <w:p>
@@ -11600,7 +11597,7 @@
         <w:rPr>
           <w:sz w:val="18"/>
         </w:rPr>
-        <w:t xml:space="preserve"> The brahmana's account itself is not given in the poem; Murari relates only its substance (vv. 9–11).</w:t>
+        <w:t xml:space="preserve"> The brahmana's account itself is not given in the poem; Murari relates only its substance (vv. 9–11). Possibly "Bitten by a Snake" (Nagadashta) is the brahmana's name.</w:t>
       </w:r>
     </w:p>
     <w:p>
